--- a/documents/EduManage_Tai_Lieu_Thuyet_Trinh_v3.docx
+++ b/documents/EduManage_Tai_Lieu_Thuyet_Trinh_v3.docx
@@ -1609,7 +1609,7 @@
           <w:i w:val="0"/>
           <w:sz w:val="26"/>
         </w:rPr>
-        <w:t>EduManage là hệ thống quản lý đào tạo đại học dạng website, được xây dựng nhằm số hóa các nghiệp vụ cốt lõi của một trường đại học: quản lý tài khoản sinh viên và giảng viên, quản lý danh mục đào tạo (Khoa, Ngành, Lớp, Môn học, Lớp học phần, Học kỳ), đăng ký học phần, điểm danh, nhập điểm, tính điểm trung bình tích lũy (GPA) và thống kê tổng quan theo từng vai trò.</w:t>
+        <w:t xml:space="preserve">EduManage là hệ thống quản lý đào tạo đại học dạng website, được xây dựng nhằm số hóa các nghiệp vụ cốt lõi của một trường đại học: quản lý tài khoản sinh viên và giảng viên, quản lý danh mục đào tạo (Khoa, Ngành, Lớp, Môn học, Lớp học phần, Học kỳ), lịch học trong tuần của lớp học phần, đăng ký học phần có kiểm soát trùng lịch, điểm danh, nhập điểm, tính điểm trung bình tích lũy (GPA) và thống kê tổng quan theo từng vai trò.</w:t>
       </w:r>
     </w:p>
     <w:p>
@@ -1907,7 +1907,7 @@
           <w:i w:val="0"/>
           <w:sz w:val="26"/>
         </w:rPr>
-        <w:t>Hệ thống EduManage bao phủ các nghiệp vụ: quản lý tài khoản (tạo đơn lẻ, nhập hàng loạt từ CSV/Excel, khóa/mở khóa, xóa), quản lý danh mục đào tạo theo phân cấp Khoa → Ngành → Lớp / Môn học, quản lý lớp học phần và học kỳ, đăng ký / hủy đăng ký học phần, điểm danh theo buổi, nhập điểm và khóa điểm, bảng điểm và GPA, thống kê tổng quan theo vai trò, xuất danh sách ra CSV/Excel.</w:t>
+        <w:t xml:space="preserve">Hệ thống EduManage bao phủ các nghiệp vụ: quản lý tài khoản (tạo đơn lẻ, nhập hàng loạt từ CSV/Excel, khóa/mở khóa, xóa), quản lý danh mục đào tạo theo phân cấp Khoa → Ngành → Lớp / Môn học, quản lý lớp học phần và học kỳ kèm lịch học trong tuần (ngày học, khung giờ, kiểm tra trùng lịch dạy của giảng viên), đăng ký / hủy đăng ký học phần có chặn trùng lịch học, điểm danh theo buổi, nhập điểm và khóa điểm, bảng điểm và GPA, thống kê tổng quan theo vai trò, xuất danh sách ra CSV/Excel.</w:t>
       </w:r>
     </w:p>
     <w:p>
@@ -3260,7 +3260,7 @@
                 <w:i w:val="0"/>
                 <w:sz w:val="22"/>
               </w:rPr>
-              <w:t>Mở lớp học phần theo Môn học + Giảng viên + Học kỳ; danh sách lớp theo vai trò</w:t>
+              <w:t xml:space="preserve">Mở lớp học phần theo Môn học + Giảng viên + Học kỳ kèm lịch học trong tuần (ngày học, giờ bắt đầu – kết thúc); kiểm tra trùng lịch dạy của giảng viên; danh sách lớp theo vai trò</w:t>
             </w:r>
           </w:p>
         </w:tc>
@@ -3300,7 +3300,7 @@
                 <w:i w:val="0"/>
                 <w:sz w:val="22"/>
               </w:rPr>
-              <w:t>Đăng ký / hủy đăng ký, nhập điểm, khóa điểm, bảng điểm, GPA</w:t>
+              <w:t xml:space="preserve">Đăng ký / hủy đăng ký (chặn đăng ký lớp trùng lịch học), nhập điểm, khóa điểm, bảng điểm, GPA</w:t>
             </w:r>
           </w:p>
         </w:tc>
@@ -4945,11 +4945,11 @@
       <w:r>
         <w:rPr>
           <w:rFonts w:ascii="Times New Roman" w:hAnsi="Times New Roman" w:cs="Times New Roman"/>
-          <w:b/>
+          <w:b w:val="1"/>
           <w:i w:val="0"/>
           <w:sz w:val="26"/>
         </w:rPr>
-        <w:t>Quản lý lớp học phần</w:t>
+        <w:t xml:space="preserve">Quản lý lớp học phần</w:t>
       </w:r>
       <w:r>
         <w:rPr>
@@ -4958,7 +4958,25 @@
           <w:i w:val="0"/>
           <w:sz w:val="26"/>
         </w:rPr>
-        <w:t>: mở lớp học phần gắn với Môn học, Giảng viên phụ trách, tên học kỳ, sĩ số tối đa và trạng thái.</w:t>
+        <w:t xml:space="preserve">: mở lớp học phần gắn với Môn học, Giảng viên phụ trách, tên học kỳ, sĩ số tối đa, trạng thái và </w:t>
+      </w:r>
+      <w:r>
+        <w:rPr>
+          <w:rFonts w:ascii="Times New Roman" w:hAnsi="Times New Roman" w:cs="Times New Roman"/>
+          <w:b w:val="1"/>
+          <w:i w:val="0"/>
+          <w:sz w:val="26"/>
+        </w:rPr>
+        <w:t xml:space="preserve">lịch học trong tuần</w:t>
+      </w:r>
+      <w:r>
+        <w:rPr>
+          <w:rFonts w:ascii="Times New Roman" w:hAnsi="Times New Roman" w:cs="Times New Roman"/>
+          <w:b w:val="0"/>
+          <w:i w:val="0"/>
+          <w:sz w:val="26"/>
+        </w:rPr>
+        <w:t xml:space="preserve"> (chọn các ngày học Thứ 2 → Chủ nhật, giờ bắt đầu và giờ kết thúc). Khi phân công, hệ thống kiểm tra giảng viên có trống lịch trong khung giờ đó không: nếu trùng với một lớp khác cùng học kỳ, hệ thống từ chối và báo rõ lớp bị trùng để Admin chọn giảng viên khác hoặc đổi lịch.</w:t>
       </w:r>
     </w:p>
     <w:p>
@@ -5226,11 +5244,11 @@
       <w:r>
         <w:rPr>
           <w:rFonts w:ascii="Times New Roman" w:hAnsi="Times New Roman" w:cs="Times New Roman"/>
-          <w:b/>
+          <w:b w:val="1"/>
           <w:i w:val="0"/>
           <w:sz w:val="26"/>
         </w:rPr>
-        <w:t>Xem lịch dạy</w:t>
+        <w:t xml:space="preserve">Xem lịch dạy</w:t>
       </w:r>
       <w:r>
         <w:rPr>
@@ -5239,16 +5257,31 @@
           <w:i w:val="0"/>
           <w:sz w:val="26"/>
         </w:rPr>
-        <w:t xml:space="preserve"> và </w:t>
+        <w:t xml:space="preserve">: mỗi lớp phụ trách hiển thị rõ dạy vào những thứ nào trong tuần và khung giờ nào (ví dụ "Thứ 2, Thứ 4 · 07:00–09:30") — trên Dashboard, màn hình "Lớp của tôi" và màn hình "Lịch dạy".</w:t>
+      </w:r>
+    </w:p>
+    <w:p>
+      <w:pPr>
+        <w:spacing w:after="80" w:before="0" w:line="300" w:lineRule="auto"/>
+        <w:ind w:left="425" w:hanging="198"/>
+      </w:pPr>
+      <w:r>
+        <w:rPr>
+          <w:rFonts w:ascii="Times New Roman" w:hAnsi="Times New Roman" w:cs="Times New Roman"/>
+          <w:b w:val="0"/>
+          <w:i w:val="0"/>
+          <w:sz w:val="26"/>
+        </w:rPr>
+        <w:t xml:space="preserve">•  </w:t>
       </w:r>
       <w:r>
         <w:rPr>
           <w:rFonts w:ascii="Times New Roman" w:hAnsi="Times New Roman" w:cs="Times New Roman"/>
-          <w:b/>
+          <w:b w:val="1"/>
           <w:i w:val="0"/>
           <w:sz w:val="26"/>
         </w:rPr>
-        <w:t>thống kê riêng</w:t>
+        <w:t xml:space="preserve">Thống kê riêng</w:t>
       </w:r>
       <w:r>
         <w:rPr>
@@ -5257,7 +5290,7 @@
           <w:i w:val="0"/>
           <w:sz w:val="26"/>
         </w:rPr>
-        <w:t>: số lớp phụ trách, tổng sinh viên, tỷ lệ điểm danh, số bài chưa chấm, xu hướng điểm danh các buổi gần nhất.</w:t>
+        <w:t xml:space="preserve">: số lớp phụ trách, tổng sinh viên, tỷ lệ điểm danh, số bài chưa chấm, xu hướng điểm danh các buổi gần nhất.</w:t>
       </w:r>
     </w:p>
     <w:p>
@@ -5294,11 +5327,11 @@
       <w:r>
         <w:rPr>
           <w:rFonts w:ascii="Times New Roman" w:hAnsi="Times New Roman" w:cs="Times New Roman"/>
-          <w:b/>
+          <w:b w:val="1"/>
           <w:i w:val="0"/>
           <w:sz w:val="26"/>
         </w:rPr>
-        <w:t>Đăng ký học phần</w:t>
+        <w:t xml:space="preserve">Đăng ký học phần</w:t>
       </w:r>
       <w:r>
         <w:rPr>
@@ -5307,7 +5340,25 @@
           <w:i w:val="0"/>
           <w:sz w:val="26"/>
         </w:rPr>
-        <w:t>: xem các lớp học phần đang mở trong học kỳ hoạt động và đăng ký; hệ thống kiểm tra sĩ số và chặn đăng ký trùng.</w:t>
+        <w:t xml:space="preserve">: xem các lớp học phần đang mở trong học kỳ hoạt động (kèm lịch học từng lớp) và đăng ký; hệ thống kiểm tra sĩ số, chặn đăng ký trùng và </w:t>
+      </w:r>
+      <w:r>
+        <w:rPr>
+          <w:rFonts w:ascii="Times New Roman" w:hAnsi="Times New Roman" w:cs="Times New Roman"/>
+          <w:b w:val="1"/>
+          <w:i w:val="0"/>
+          <w:sz w:val="26"/>
+        </w:rPr>
+        <w:t xml:space="preserve">chặn đăng ký lớp trùng lịch học</w:t>
+      </w:r>
+      <w:r>
+        <w:rPr>
+          <w:rFonts w:ascii="Times New Roman" w:hAnsi="Times New Roman" w:cs="Times New Roman"/>
+          <w:b w:val="0"/>
+          <w:i w:val="0"/>
+          <w:sz w:val="26"/>
+        </w:rPr>
+        <w:t xml:space="preserve"> với môn đã đăng ký trước đó (trùng ngày trong tuần và giao nhau về khung giờ) — giao diện cảnh báo sớm bằng nhãn "Trùng lịch", server từ chối và báo rõ lớp bị trùng.</w:t>
       </w:r>
     </w:p>
     <w:p>
@@ -5360,11 +5411,11 @@
       <w:r>
         <w:rPr>
           <w:rFonts w:ascii="Times New Roman" w:hAnsi="Times New Roman" w:cs="Times New Roman"/>
-          <w:b/>
+          <w:b w:val="1"/>
           <w:i w:val="0"/>
           <w:sz w:val="26"/>
         </w:rPr>
-        <w:t>Xem lịch học</w:t>
+        <w:t xml:space="preserve">Xem lịch học</w:t>
       </w:r>
       <w:r>
         <w:rPr>
@@ -5373,7 +5424,7 @@
           <w:i w:val="0"/>
           <w:sz w:val="26"/>
         </w:rPr>
-        <w:t>: danh sách môn đã đăng ký, nhóm theo học kỳ.</w:t>
+        <w:t xml:space="preserve">: danh sách môn đã đăng ký, nhóm theo học kỳ, mỗi môn hiển thị rõ học vào những thứ nào trong tuần và từ giờ nào đến giờ nào.</w:t>
       </w:r>
     </w:p>
     <w:p>
@@ -13569,7 +13620,7 @@
                 <w:i w:val="0"/>
                 <w:sz w:val="22"/>
               </w:rPr>
-              <w:t>Admin mở lớp học phần (gắn Môn học + Giảng viên + tên học kỳ) và quản lý danh sách Học kỳ, đánh dấu học kỳ đang hoạt động.</w:t>
+              <w:t xml:space="preserve">Admin mở lớp học phần (gắn Môn học + Giảng viên + tên học kỳ + lịch học trong tuần) và quản lý danh sách Học kỳ, đánh dấu học kỳ đang hoạt động.</w:t>
             </w:r>
           </w:p>
         </w:tc>
@@ -13674,7 +13725,7 @@
                 <w:i w:val="0"/>
                 <w:sz w:val="22"/>
               </w:rPr>
-              <w:t>Lớp học phần sẵn sàng cho sinh viên đăng ký khi ở trạng thái hoạt động và thuộc học kỳ đang hoạt động.</w:t>
+              <w:t xml:space="preserve">Lớp học phần có lịch học rõ ràng (ngày trong tuần + khung giờ), giảng viên phụ trách không bị trùng lịch dạy, sẵn sàng cho sinh viên đăng ký khi ở trạng thái hoạt động và thuộc học kỳ đang hoạt động.</w:t>
             </w:r>
           </w:p>
         </w:tc>
@@ -13758,7 +13809,34 @@
                 <w:i w:val="0"/>
                 <w:sz w:val="22"/>
               </w:rPr>
-              <w:t>2. Màn hình "Lớp học phần": Admin tạo lớp mới — chọn Môn học, Giảng viên phụ trách, nhập tên học kỳ, sĩ số tối đa và trạng thái.</w:t>
+              <w:t xml:space="preserve">2. </w:t>
+            </w:r>
+            <w:r>
+              <w:rPr>
+                <w:rFonts w:ascii="Times New Roman" w:hAnsi="Times New Roman" w:cs="Times New Roman"/>
+                <w:b w:val="0"/>
+                <w:i w:val="0"/>
+                <w:sz w:val="22"/>
+              </w:rPr>
+              <w:t xml:space="preserve">Màn hình "Lớp học phần": Admin tạo lớp mới — chọn Môn học, Giảng viên phụ trách, nhập tên học kỳ, sĩ số tối đa, trạng thái và </w:t>
+            </w:r>
+            <w:r>
+              <w:rPr>
+                <w:rFonts w:ascii="Times New Roman" w:hAnsi="Times New Roman" w:cs="Times New Roman"/>
+                <w:b w:val="1"/>
+                <w:i w:val="0"/>
+                <w:sz w:val="22"/>
+              </w:rPr>
+              <w:t xml:space="preserve">lịch học trong tuần</w:t>
+            </w:r>
+            <w:r>
+              <w:rPr>
+                <w:rFonts w:ascii="Times New Roman" w:hAnsi="Times New Roman" w:cs="Times New Roman"/>
+                <w:b w:val="0"/>
+                <w:i w:val="0"/>
+                <w:sz w:val="22"/>
+              </w:rPr>
+              <w:t xml:space="preserve">: chọn một hoặc nhiều ngày học (Thứ 2 → Chủ nhật, ví dụ dạy Thứ 3 – Thứ 5 – Thứ 6, tức 2–3 buổi mỗi tuần), giờ bắt đầu và giờ kết thúc.</w:t>
             </w:r>
           </w:p>
           <w:p>
@@ -13773,7 +13851,124 @@
                 <w:i w:val="0"/>
                 <w:sz w:val="22"/>
               </w:rPr>
-              <w:t>3. Các chức năng khác (đăng ký học phần, thống kê) tự lọc theo các lớp học phần có tên học kỳ khớp với học kỳ đang hoạt động.</w:t>
+              <w:t xml:space="preserve">3. </w:t>
+            </w:r>
+            <w:r>
+              <w:rPr>
+                <w:rFonts w:ascii="Times New Roman" w:hAnsi="Times New Roman" w:cs="Times New Roman"/>
+                <w:b w:val="0"/>
+                <w:i w:val="0"/>
+                <w:sz w:val="22"/>
+              </w:rPr>
+              <w:t xml:space="preserve">Hệ thống kiểm tra lịch học hợp lệ: đã chọn ít nhất một ngày, giờ đúng định dạng, giờ bắt đầu phải trước giờ kết thúc (sai → Luồng B).</w:t>
+            </w:r>
+          </w:p>
+          <w:p>
+            <w:pPr>
+              <w:spacing w:after="60" w:before="20" w:line="276" w:lineRule="auto"/>
+              <w:ind w:left="283" w:hanging="198"/>
+            </w:pPr>
+            <w:r>
+              <w:rPr>
+                <w:rFonts w:ascii="Times New Roman" w:hAnsi="Times New Roman" w:cs="Times New Roman"/>
+                <w:b w:val="0"/>
+                <w:i w:val="0"/>
+                <w:sz w:val="22"/>
+              </w:rPr>
+              <w:t xml:space="preserve">4. </w:t>
+            </w:r>
+            <w:r>
+              <w:rPr>
+                <w:rFonts w:ascii="Times New Roman" w:hAnsi="Times New Roman" w:cs="Times New Roman"/>
+                <w:b w:val="0"/>
+                <w:i w:val="0"/>
+                <w:sz w:val="22"/>
+              </w:rPr>
+              <w:t xml:space="preserve">Hệ thống kiểm tra giảng viên được phân công </w:t>
+            </w:r>
+            <w:r>
+              <w:rPr>
+                <w:rFonts w:ascii="Times New Roman" w:hAnsi="Times New Roman" w:cs="Times New Roman"/>
+                <w:b w:val="1"/>
+                <w:i w:val="0"/>
+                <w:sz w:val="22"/>
+              </w:rPr>
+              <w:t xml:space="preserve">trống lịch dạy</w:t>
+            </w:r>
+            <w:r>
+              <w:rPr>
+                <w:rFonts w:ascii="Times New Roman" w:hAnsi="Times New Roman" w:cs="Times New Roman"/>
+                <w:b w:val="0"/>
+                <w:i w:val="0"/>
+                <w:sz w:val="22"/>
+              </w:rPr>
+              <w:t xml:space="preserve">: so sánh với mọi lớp học phần khác (chưa hủy) của cùng giảng viên trong cùng học kỳ; nếu trùng ít nhất một ngày trong tuần và khung giờ giao nhau → Luồng C.</w:t>
+            </w:r>
+          </w:p>
+          <w:p>
+            <w:pPr>
+              <w:spacing w:after="60" w:before="20" w:line="276" w:lineRule="auto"/>
+              <w:ind w:left="283" w:hanging="198"/>
+            </w:pPr>
+            <w:r>
+              <w:rPr>
+                <w:rFonts w:ascii="Times New Roman" w:hAnsi="Times New Roman" w:cs="Times New Roman"/>
+                <w:b w:val="0"/>
+                <w:i w:val="0"/>
+                <w:sz w:val="22"/>
+              </w:rPr>
+              <w:t xml:space="preserve">5. </w:t>
+            </w:r>
+            <w:r>
+              <w:rPr>
+                <w:rFonts w:ascii="Times New Roman" w:hAnsi="Times New Roman" w:cs="Times New Roman"/>
+                <w:b w:val="0"/>
+                <w:i w:val="0"/>
+                <w:sz w:val="22"/>
+              </w:rPr>
+              <w:t xml:space="preserve">Hợp lệ: lưu lớp học phần kèm lịch học. Chức năng </w:t>
+            </w:r>
+            <w:r>
+              <w:rPr>
+                <w:rFonts w:ascii="Times New Roman" w:hAnsi="Times New Roman" w:cs="Times New Roman"/>
+                <w:b w:val="1"/>
+                <w:i w:val="0"/>
+                <w:sz w:val="22"/>
+              </w:rPr>
+              <w:t xml:space="preserve">cập nhật</w:t>
+            </w:r>
+            <w:r>
+              <w:rPr>
+                <w:rFonts w:ascii="Times New Roman" w:hAnsi="Times New Roman" w:cs="Times New Roman"/>
+                <w:b w:val="0"/>
+                <w:i w:val="0"/>
+                <w:sz w:val="22"/>
+              </w:rPr>
+              <w:t xml:space="preserve"> lớp học phần cũng cho sửa lịch học / đổi giảng viên và kiểm tra lại đúng hai bước 3–4 (loại trừ chính lớp đang sửa).</w:t>
+            </w:r>
+          </w:p>
+          <w:p>
+            <w:pPr>
+              <w:spacing w:after="60" w:before="20" w:line="276" w:lineRule="auto"/>
+              <w:ind w:left="283" w:hanging="198"/>
+            </w:pPr>
+            <w:r>
+              <w:rPr>
+                <w:rFonts w:ascii="Times New Roman" w:hAnsi="Times New Roman" w:cs="Times New Roman"/>
+                <w:b w:val="0"/>
+                <w:i w:val="0"/>
+                <w:sz w:val="22"/>
+              </w:rPr>
+              <w:t xml:space="preserve">6. </w:t>
+            </w:r>
+            <w:r>
+              <w:rPr>
+                <w:rFonts w:ascii="Times New Roman" w:hAnsi="Times New Roman" w:cs="Times New Roman"/>
+                <w:b w:val="0"/>
+                <w:i w:val="0"/>
+                <w:sz w:val="22"/>
+              </w:rPr>
+              <w:t xml:space="preserve">Các chức năng khác (đăng ký học phần, thống kê) tự lọc theo các lớp học phần có tên học kỳ khớp với học kỳ đang hoạt động.</w:t>
             </w:r>
           </w:p>
         </w:tc>
@@ -13828,6 +14023,50 @@
                 <w:sz w:val="22"/>
               </w:rPr>
               <w:t>Tên học kỳ trên lớp học phần gõ sai / khác chính tả so với danh sách Học kỳ: lớp đó không xuất hiện trong bộ lọc "học kỳ hiện hành" (hai bảng liên kết bằng so khớp tên — xem mục 3.5.4).</w:t>
+            </w:r>
+          </w:p>
+        </w:tc>
+      </w:tr>
+      <w:tr>
+        <w:tc>
+          <w:tcPr>
+            <w:tcW w:type="dxa" w:w="9071"/>
+            <w:gridSpan w:val="4"/>
+          </w:tcPr>
+          <w:p>
+            <w:pPr>
+              <w:spacing w:after="40" w:before="40" w:line="276" w:lineRule="auto"/>
+            </w:pPr>
+            <w:r>
+              <w:rPr>
+                <w:rFonts w:ascii="Times New Roman" w:hAnsi="Times New Roman" w:cs="Times New Roman"/>
+                <w:b w:val="0"/>
+                <w:i w:val="0"/>
+                <w:sz w:val="22"/>
+              </w:rPr>
+              <w:t xml:space="preserve">Luồng B — Lịch học không hợp lệ (chưa chọn ngày, giờ sai định dạng, giờ bắt đầu không trước giờ kết thúc): từ chối lưu (400) và báo lỗi cụ thể ngay trên biểu mẫu.</w:t>
+            </w:r>
+          </w:p>
+        </w:tc>
+      </w:tr>
+      <w:tr>
+        <w:tc>
+          <w:tcPr>
+            <w:tcW w:type="dxa" w:w="9071"/>
+            <w:gridSpan w:val="4"/>
+          </w:tcPr>
+          <w:p>
+            <w:pPr>
+              <w:spacing w:after="40" w:before="40" w:line="276" w:lineRule="auto"/>
+            </w:pPr>
+            <w:r>
+              <w:rPr>
+                <w:rFonts w:ascii="Times New Roman" w:hAnsi="Times New Roman" w:cs="Times New Roman"/>
+                <w:b w:val="0"/>
+                <w:i w:val="0"/>
+                <w:sz w:val="22"/>
+              </w:rPr>
+              <w:t xml:space="preserve">Luồng C — Giảng viên bị trùng lịch dạy: từ chối lưu (409) kèm thông báo nêu rõ mã lớp, tên môn và lịch của lớp bị trùng (ví dụ "Giáo viên đã có lịch dạy lớp LTCB-HK1-2425 (Lập trình Cơ bản) vào Thứ 2, Thứ 4 · 07:00–09:30…") để Admin chọn giảng viên khác hoặc đổi lịch.</w:t>
             </w:r>
           </w:p>
         </w:tc>
@@ -15764,7 +16003,16 @@
                 <w:i w:val="0"/>
                 <w:sz w:val="22"/>
               </w:rPr>
-              <w:t>1. Sinh viên vào "Đăng ký học phần": hệ thống chỉ hiển thị các lớp đang mở thuộc học kỳ hoạt động.</w:t>
+              <w:t xml:space="preserve">1. </w:t>
+            </w:r>
+            <w:r>
+              <w:rPr>
+                <w:rFonts w:ascii="Times New Roman" w:hAnsi="Times New Roman" w:cs="Times New Roman"/>
+                <w:b w:val="0"/>
+                <w:i w:val="0"/>
+                <w:sz w:val="22"/>
+              </w:rPr>
+              <w:t xml:space="preserve">Sinh viên vào "Đăng ký học phần": hệ thống chỉ hiển thị các lớp đang mở thuộc học kỳ hoạt động, mỗi lớp kèm lịch học (ngày trong tuần + khung giờ). Lớp nào trùng lịch với môn đã đăng ký được gắn sẵn nhãn cảnh báo "Trùng lịch" ngay trên danh sách.</w:t>
             </w:r>
           </w:p>
           <w:p>
@@ -15794,7 +16042,34 @@
                 <w:i w:val="0"/>
                 <w:sz w:val="22"/>
               </w:rPr>
-              <w:t>3. Hệ thống kiểm tra lần lượt: lớp tồn tại và đang mở (không → Luồng A); số người đã đăng ký còn dưới sĩ số tối đa (đầy → Luồng B); sinh viên chưa đăng ký lớp này trước đó (trùng → Luồng C — được chặn thêm bằng ràng buộc duy nhất ở CSDL).</w:t>
+              <w:t xml:space="preserve">3. </w:t>
+            </w:r>
+            <w:r>
+              <w:rPr>
+                <w:rFonts w:ascii="Times New Roman" w:hAnsi="Times New Roman" w:cs="Times New Roman"/>
+                <w:b w:val="0"/>
+                <w:i w:val="0"/>
+                <w:sz w:val="22"/>
+              </w:rPr>
+              <w:t xml:space="preserve">Hệ thống kiểm tra lần lượt: lớp tồn tại và đang mở (không → Luồng A); số người đã đăng ký còn dưới sĩ số tối đa (đầy → Luồng B); sinh viên chưa đăng ký lớp này trước đó (trùng → Luồng C — được chặn thêm bằng ràng buộc duy nhất ở CSDL); lớp </w:t>
+            </w:r>
+            <w:r>
+              <w:rPr>
+                <w:rFonts w:ascii="Times New Roman" w:hAnsi="Times New Roman" w:cs="Times New Roman"/>
+                <w:b w:val="1"/>
+                <w:i w:val="0"/>
+                <w:sz w:val="22"/>
+              </w:rPr>
+              <w:t xml:space="preserve">không trùng lịch học</w:t>
+            </w:r>
+            <w:r>
+              <w:rPr>
+                <w:rFonts w:ascii="Times New Roman" w:hAnsi="Times New Roman" w:cs="Times New Roman"/>
+                <w:b w:val="0"/>
+                <w:i w:val="0"/>
+                <w:sz w:val="22"/>
+              </w:rPr>
+              <w:t xml:space="preserve"> với bất kỳ môn nào sinh viên đã đăng ký trong cùng học kỳ — trùng ít nhất một ngày trong tuần và khung giờ giao nhau bị coi là xung đột (trùng → Luồng D).</w:t>
             </w:r>
           </w:p>
           <w:p>
@@ -15926,6 +16201,28 @@
                 <w:sz w:val="22"/>
               </w:rPr>
               <w:t>Đã đăng ký: báo lỗi trùng.</w:t>
+            </w:r>
+          </w:p>
+        </w:tc>
+      </w:tr>
+      <w:tr>
+        <w:tc>
+          <w:tcPr>
+            <w:tcW w:type="dxa" w:w="9071"/>
+            <w:gridSpan w:val="4"/>
+          </w:tcPr>
+          <w:p>
+            <w:pPr>
+              <w:spacing w:after="40" w:before="40" w:line="276" w:lineRule="auto"/>
+            </w:pPr>
+            <w:r>
+              <w:rPr>
+                <w:rFonts w:ascii="Times New Roman" w:hAnsi="Times New Roman" w:cs="Times New Roman"/>
+                <w:b w:val="0"/>
+                <w:i w:val="0"/>
+                <w:sz w:val="22"/>
+              </w:rPr>
+              <w:t xml:space="preserve">Luồng D — Trùng lịch học: từ chối đăng ký (409) kèm thông báo nêu rõ lớp bị trùng và lịch của lớp đó (ví dụ "Trùng lịch học: bạn đã đăng ký lớp TA1-HK1-2425 (Tiếng Anh 1) vào Thứ 6 · 07:00–09:30…"), đảm bảo sinh viên không thể có hai môn học cùng ngày, cùng giờ.</w:t>
             </w:r>
           </w:p>
         </w:tc>
@@ -16489,7 +16786,7 @@
                 <w:i w:val="0"/>
                 <w:sz w:val="22"/>
               </w:rPr>
-              <w:t>Xem danh sách môn học nhóm theo học kỳ: sinh viên xem môn đã đăng ký (lịch học); giảng viên xem lớp được phân công (lịch dạy).</w:t>
+              <w:t xml:space="preserve">Xem danh sách môn học nhóm theo học kỳ kèm lịch học trong tuần: sinh viên xem môn đã đăng ký học vào những ngày nào, giờ nào (lịch học); giảng viên xem lớp được phân công dạy vào những ngày nào, giờ nào (lịch dạy).</w:t>
             </w:r>
           </w:p>
         </w:tc>
@@ -16631,7 +16928,40 @@
                 <w:i w:val="0"/>
                 <w:sz w:val="22"/>
               </w:rPr>
-              <w:t>3. Dữ liệu được nhóm theo học kỳ; chưa có dữ liệu thì hiển thị trạng thái trống thân thiện.</w:t>
+              <w:t xml:space="preserve">3. </w:t>
+            </w:r>
+            <w:r>
+              <w:rPr>
+                <w:rFonts w:ascii="Times New Roman" w:hAnsi="Times New Roman" w:cs="Times New Roman"/>
+                <w:b w:val="0"/>
+                <w:i w:val="0"/>
+                <w:sz w:val="22"/>
+              </w:rPr>
+              <w:t xml:space="preserve">Mỗi môn / lớp hiển thị rõ lịch học trong tuần dạng "Thứ 2, Thứ 4 · 07:00–09:30" trên cả thẻ tóm tắt và cột "Lịch học" trong bảng chi tiết; giảng viên còn thấy lịch dạy ngay trên Dashboard và màn hình "Lớp của tôi", sinh viên thấy lịch học trên Dashboard và các thẻ môn học.</w:t>
+            </w:r>
+          </w:p>
+          <w:p>
+            <w:pPr>
+              <w:spacing w:after="60" w:before="20" w:line="276" w:lineRule="auto"/>
+              <w:ind w:left="283" w:hanging="198"/>
+            </w:pPr>
+            <w:r>
+              <w:rPr>
+                <w:rFonts w:ascii="Times New Roman" w:hAnsi="Times New Roman" w:cs="Times New Roman"/>
+                <w:b w:val="0"/>
+                <w:i w:val="0"/>
+                <w:sz w:val="22"/>
+              </w:rPr>
+              <w:t xml:space="preserve">4. </w:t>
+            </w:r>
+            <w:r>
+              <w:rPr>
+                <w:rFonts w:ascii="Times New Roman" w:hAnsi="Times New Roman" w:cs="Times New Roman"/>
+                <w:b w:val="0"/>
+                <w:i w:val="0"/>
+                <w:sz w:val="22"/>
+              </w:rPr>
+              <w:t xml:space="preserve">Dữ liệu được nhóm theo học kỳ; chưa có dữ liệu thì hiển thị trạng thái trống thân thiện.</w:t>
             </w:r>
           </w:p>
         </w:tc>
@@ -21265,7 +21595,7 @@
                 <w:i w:val="0"/>
                 <w:sz w:val="22"/>
               </w:rPr>
-              <w:t>6</w:t>
+              <w:t xml:space="preserve">6</w:t>
             </w:r>
           </w:p>
         </w:tc>
@@ -21284,7 +21614,7 @@
                 <w:i w:val="0"/>
                 <w:sz w:val="22"/>
               </w:rPr>
-              <w:t>subjectId</w:t>
+              <w:t xml:space="preserve">scheduleDays</w:t>
             </w:r>
           </w:p>
         </w:tc>
@@ -21303,7 +21633,7 @@
                 <w:i w:val="0"/>
                 <w:sz w:val="22"/>
               </w:rPr>
-              <w:t>UUID (FK → subjects)</w:t>
+              <w:t xml:space="preserve">Mảng Int, mặc định rỗng</w:t>
             </w:r>
           </w:p>
         </w:tc>
@@ -21322,7 +21652,7 @@
                 <w:i w:val="0"/>
                 <w:sz w:val="22"/>
               </w:rPr>
-              <w:t>Môn học được mở lớp</w:t>
+              <w:t xml:space="preserve">Các ngày học trong tuần: 1 = Thứ 2 … 6 = Thứ 7, 7 = Chủ nhật</w:t>
             </w:r>
           </w:p>
         </w:tc>
@@ -21343,7 +21673,241 @@
                 <w:i w:val="0"/>
                 <w:sz w:val="22"/>
               </w:rPr>
-              <w:t>7</w:t>
+              <w:t xml:space="preserve">7</w:t>
+            </w:r>
+          </w:p>
+        </w:tc>
+        <w:tc>
+          <w:tcPr>
+            <w:tcW w:type="dxa" w:w="2268"/>
+          </w:tcPr>
+          <w:p>
+            <w:pPr>
+              <w:spacing w:after="40" w:before="40" w:line="264" w:lineRule="auto"/>
+            </w:pPr>
+            <w:r>
+              <w:rPr>
+                <w:rFonts w:ascii="Times New Roman" w:hAnsi="Times New Roman" w:cs="Times New Roman"/>
+                <w:b w:val="0"/>
+                <w:i w:val="0"/>
+                <w:sz w:val="22"/>
+              </w:rPr>
+              <w:t xml:space="preserve">startTime</w:t>
+            </w:r>
+          </w:p>
+        </w:tc>
+        <w:tc>
+          <w:tcPr>
+            <w:tcW w:type="dxa" w:w="2268"/>
+          </w:tcPr>
+          <w:p>
+            <w:pPr>
+              <w:spacing w:after="40" w:before="40" w:line="264" w:lineRule="auto"/>
+            </w:pPr>
+            <w:r>
+              <w:rPr>
+                <w:rFonts w:ascii="Times New Roman" w:hAnsi="Times New Roman" w:cs="Times New Roman"/>
+                <w:b w:val="0"/>
+                <w:i w:val="0"/>
+                <w:sz w:val="22"/>
+              </w:rPr>
+              <w:t xml:space="preserve">String, tùy chọn</w:t>
+            </w:r>
+          </w:p>
+        </w:tc>
+        <w:tc>
+          <w:tcPr>
+            <w:tcW w:type="dxa" w:w="2268"/>
+          </w:tcPr>
+          <w:p>
+            <w:pPr>
+              <w:spacing w:after="40" w:before="40" w:line="264" w:lineRule="auto"/>
+            </w:pPr>
+            <w:r>
+              <w:rPr>
+                <w:rFonts w:ascii="Times New Roman" w:hAnsi="Times New Roman" w:cs="Times New Roman"/>
+                <w:b w:val="0"/>
+                <w:i w:val="0"/>
+                <w:sz w:val="22"/>
+              </w:rPr>
+              <w:t xml:space="preserve">Giờ bắt đầu buổi học, định dạng "HH:mm" (ví dụ "07:00")</w:t>
+            </w:r>
+          </w:p>
+        </w:tc>
+      </w:tr>
+      <w:tr>
+        <w:tc>
+          <w:tcPr>
+            <w:tcW w:type="dxa" w:w="2268"/>
+          </w:tcPr>
+          <w:p>
+            <w:pPr>
+              <w:spacing w:after="40" w:before="40" w:line="264" w:lineRule="auto"/>
+            </w:pPr>
+            <w:r>
+              <w:rPr>
+                <w:rFonts w:ascii="Times New Roman" w:hAnsi="Times New Roman" w:cs="Times New Roman"/>
+                <w:b w:val="0"/>
+                <w:i w:val="0"/>
+                <w:sz w:val="22"/>
+              </w:rPr>
+              <w:t xml:space="preserve">8</w:t>
+            </w:r>
+          </w:p>
+        </w:tc>
+        <w:tc>
+          <w:tcPr>
+            <w:tcW w:type="dxa" w:w="2268"/>
+          </w:tcPr>
+          <w:p>
+            <w:pPr>
+              <w:spacing w:after="40" w:before="40" w:line="264" w:lineRule="auto"/>
+            </w:pPr>
+            <w:r>
+              <w:rPr>
+                <w:rFonts w:ascii="Times New Roman" w:hAnsi="Times New Roman" w:cs="Times New Roman"/>
+                <w:b w:val="0"/>
+                <w:i w:val="0"/>
+                <w:sz w:val="22"/>
+              </w:rPr>
+              <w:t xml:space="preserve">endTime</w:t>
+            </w:r>
+          </w:p>
+        </w:tc>
+        <w:tc>
+          <w:tcPr>
+            <w:tcW w:type="dxa" w:w="2268"/>
+          </w:tcPr>
+          <w:p>
+            <w:pPr>
+              <w:spacing w:after="40" w:before="40" w:line="264" w:lineRule="auto"/>
+            </w:pPr>
+            <w:r>
+              <w:rPr>
+                <w:rFonts w:ascii="Times New Roman" w:hAnsi="Times New Roman" w:cs="Times New Roman"/>
+                <w:b w:val="0"/>
+                <w:i w:val="0"/>
+                <w:sz w:val="22"/>
+              </w:rPr>
+              <w:t xml:space="preserve">String, tùy chọn</w:t>
+            </w:r>
+          </w:p>
+        </w:tc>
+        <w:tc>
+          <w:tcPr>
+            <w:tcW w:type="dxa" w:w="2268"/>
+          </w:tcPr>
+          <w:p>
+            <w:pPr>
+              <w:spacing w:after="40" w:before="40" w:line="264" w:lineRule="auto"/>
+            </w:pPr>
+            <w:r>
+              <w:rPr>
+                <w:rFonts w:ascii="Times New Roman" w:hAnsi="Times New Roman" w:cs="Times New Roman"/>
+                <w:b w:val="0"/>
+                <w:i w:val="0"/>
+                <w:sz w:val="22"/>
+              </w:rPr>
+              <w:t xml:space="preserve">Giờ kết thúc buổi học, định dạng "HH:mm" (ví dụ "09:30")</w:t>
+            </w:r>
+          </w:p>
+        </w:tc>
+      </w:tr>
+      <w:tr>
+        <w:tc>
+          <w:tcPr>
+            <w:tcW w:type="dxa" w:w="2268"/>
+          </w:tcPr>
+          <w:p>
+            <w:pPr>
+              <w:spacing w:after="40" w:before="40" w:line="264" w:lineRule="auto"/>
+            </w:pPr>
+            <w:r>
+              <w:rPr>
+                <w:rFonts w:ascii="Times New Roman" w:hAnsi="Times New Roman" w:cs="Times New Roman"/>
+                <w:b w:val="0"/>
+                <w:i w:val="0"/>
+                <w:sz w:val="22"/>
+              </w:rPr>
+              <w:t xml:space="preserve">9</w:t>
+            </w:r>
+          </w:p>
+        </w:tc>
+        <w:tc>
+          <w:tcPr>
+            <w:tcW w:type="dxa" w:w="2268"/>
+          </w:tcPr>
+          <w:p>
+            <w:pPr>
+              <w:spacing w:after="40" w:before="40" w:line="264" w:lineRule="auto"/>
+            </w:pPr>
+            <w:r>
+              <w:rPr>
+                <w:rFonts w:ascii="Times New Roman" w:hAnsi="Times New Roman" w:cs="Times New Roman"/>
+                <w:b w:val="0"/>
+                <w:i w:val="0"/>
+                <w:sz w:val="22"/>
+              </w:rPr>
+              <w:t>subjectId</w:t>
+            </w:r>
+          </w:p>
+        </w:tc>
+        <w:tc>
+          <w:tcPr>
+            <w:tcW w:type="dxa" w:w="2268"/>
+          </w:tcPr>
+          <w:p>
+            <w:pPr>
+              <w:spacing w:after="40" w:before="40" w:line="264" w:lineRule="auto"/>
+            </w:pPr>
+            <w:r>
+              <w:rPr>
+                <w:rFonts w:ascii="Times New Roman" w:hAnsi="Times New Roman" w:cs="Times New Roman"/>
+                <w:b w:val="0"/>
+                <w:i w:val="0"/>
+                <w:sz w:val="22"/>
+              </w:rPr>
+              <w:t>UUID (FK → subjects)</w:t>
+            </w:r>
+          </w:p>
+        </w:tc>
+        <w:tc>
+          <w:tcPr>
+            <w:tcW w:type="dxa" w:w="2268"/>
+          </w:tcPr>
+          <w:p>
+            <w:pPr>
+              <w:spacing w:after="40" w:before="40" w:line="264" w:lineRule="auto"/>
+            </w:pPr>
+            <w:r>
+              <w:rPr>
+                <w:rFonts w:ascii="Times New Roman" w:hAnsi="Times New Roman" w:cs="Times New Roman"/>
+                <w:b w:val="0"/>
+                <w:i w:val="0"/>
+                <w:sz w:val="22"/>
+              </w:rPr>
+              <w:t>Môn học được mở lớp</w:t>
+            </w:r>
+          </w:p>
+        </w:tc>
+      </w:tr>
+      <w:tr>
+        <w:tc>
+          <w:tcPr>
+            <w:tcW w:type="dxa" w:w="2268"/>
+          </w:tcPr>
+          <w:p>
+            <w:pPr>
+              <w:spacing w:after="40" w:before="40" w:line="264" w:lineRule="auto"/>
+            </w:pPr>
+            <w:r>
+              <w:rPr>
+                <w:rFonts w:ascii="Times New Roman" w:hAnsi="Times New Roman" w:cs="Times New Roman"/>
+                <w:b w:val="0"/>
+                <w:i w:val="0"/>
+                <w:sz w:val="22"/>
+              </w:rPr>
+              <w:t xml:space="preserve">10</w:t>
             </w:r>
           </w:p>
         </w:tc>
@@ -25562,6 +26126,158 @@
           <w:sz w:val="26"/>
         </w:rPr>
         <w:t>Do liên kết bằng so khớp tên, việc đổi tên một Học kỳ sẽ không tự cập nhật các lớp học phần đã lưu tên cũ — đây là điểm cần lưu ý khi vận hành (xem phần Hạn chế).</w:t>
+      </w:r>
+    </w:p>
+    <w:p>
+      <w:pPr>
+        <w:pStyle w:val="Heading3"/>
+        <w:keepNext/>
+        <w:spacing w:line="300" w:lineRule="auto" w:before="200" w:after="120"/>
+      </w:pPr>
+      <w:r>
+        <w:rPr>
+          <w:rFonts w:ascii="Times New Roman" w:hAnsi="Times New Roman" w:cs="Times New Roman"/>
+          <w:b w:val="0"/>
+          <w:i w:val="0"/>
+          <w:color w:val="2E5A9C"/>
+          <w:sz w:val="26"/>
+        </w:rPr>
+        <w:t xml:space="preserve">3.5.5. Lịch học trong tuần và quy tắc chống trùng lịch</w:t>
+      </w:r>
+    </w:p>
+    <w:p>
+      <w:pPr>
+        <w:spacing w:after="120" w:before="0" w:line="300" w:lineRule="auto"/>
+        <w:jc w:val="both"/>
+      </w:pPr>
+      <w:r>
+        <w:rPr>
+          <w:rFonts w:ascii="Times New Roman" w:hAnsi="Times New Roman" w:cs="Times New Roman"/>
+          <w:b w:val="0"/>
+          <w:i w:val="0"/>
+          <w:sz w:val="26"/>
+        </w:rPr>
+        <w:t xml:space="preserve">Mỗi lớp học phần mang lịch học lặp hằng tuần, lưu ngay trên bảng subject_classes bằng ba trường: scheduleDays (mảng các ngày trong tuần, 1 = Thứ 2 … 7 = Chủ nhật), startTime và endTime (chuỗi "HH:mm"). Ví dụ lớp dạy Thứ 3 – Thứ 5, 07:00–09:30 được lưu là scheduleDays = [2, 4], startTime = "07:00", endTime = "09:30".</w:t>
+      </w:r>
+    </w:p>
+    <w:p>
+      <w:pPr>
+        <w:spacing w:after="120" w:before="0" w:line="300" w:lineRule="auto"/>
+        <w:jc w:val="both"/>
+      </w:pPr>
+      <w:r>
+        <w:rPr>
+          <w:rFonts w:ascii="Times New Roman" w:hAnsi="Times New Roman" w:cs="Times New Roman"/>
+          <w:b w:val="0"/>
+          <w:i w:val="0"/>
+          <w:sz w:val="26"/>
+        </w:rPr>
+        <w:t xml:space="preserve">Hai lớp học phần bị coi là </w:t>
+      </w:r>
+      <w:r>
+        <w:rPr>
+          <w:rFonts w:ascii="Times New Roman" w:hAnsi="Times New Roman" w:cs="Times New Roman"/>
+          <w:b w:val="1"/>
+          <w:i w:val="0"/>
+          <w:sz w:val="26"/>
+        </w:rPr>
+        <w:t xml:space="preserve">trùng lịch</w:t>
+      </w:r>
+      <w:r>
+        <w:rPr>
+          <w:rFonts w:ascii="Times New Roman" w:hAnsi="Times New Roman" w:cs="Times New Roman"/>
+          <w:b w:val="0"/>
+          <w:i w:val="0"/>
+          <w:sz w:val="26"/>
+        </w:rPr>
+        <w:t xml:space="preserve"> khi thỏa đồng thời ba điều kiện:</w:t>
+      </w:r>
+    </w:p>
+    <w:p>
+      <w:pPr>
+        <w:spacing w:after="80" w:before="0" w:line="300" w:lineRule="auto"/>
+        <w:ind w:left="425" w:hanging="198"/>
+      </w:pPr>
+      <w:r>
+        <w:rPr>
+          <w:rFonts w:ascii="Times New Roman" w:hAnsi="Times New Roman" w:cs="Times New Roman"/>
+          <w:b w:val="0"/>
+          <w:i w:val="0"/>
+          <w:sz w:val="26"/>
+        </w:rPr>
+        <w:t xml:space="preserve">1.  </w:t>
+      </w:r>
+      <w:r>
+        <w:rPr>
+          <w:rFonts w:ascii="Times New Roman" w:hAnsi="Times New Roman" w:cs="Times New Roman"/>
+          <w:b w:val="0"/>
+          <w:i w:val="0"/>
+          <w:sz w:val="26"/>
+        </w:rPr>
+        <w:t xml:space="preserve">Cùng tên học kỳ (lịch chỉ so sánh trong phạm vi một học kỳ);</w:t>
+      </w:r>
+    </w:p>
+    <w:p>
+      <w:pPr>
+        <w:spacing w:after="80" w:before="0" w:line="300" w:lineRule="auto"/>
+        <w:ind w:left="425" w:hanging="198"/>
+      </w:pPr>
+      <w:r>
+        <w:rPr>
+          <w:rFonts w:ascii="Times New Roman" w:hAnsi="Times New Roman" w:cs="Times New Roman"/>
+          <w:b w:val="0"/>
+          <w:i w:val="0"/>
+          <w:sz w:val="26"/>
+        </w:rPr>
+        <w:t xml:space="preserve">2.  </w:t>
+      </w:r>
+      <w:r>
+        <w:rPr>
+          <w:rFonts w:ascii="Times New Roman" w:hAnsi="Times New Roman" w:cs="Times New Roman"/>
+          <w:b w:val="0"/>
+          <w:i w:val="0"/>
+          <w:sz w:val="26"/>
+        </w:rPr>
+        <w:t xml:space="preserve">Có ít nhất một ngày học trong tuần trùng nhau;</w:t>
+      </w:r>
+    </w:p>
+    <w:p>
+      <w:pPr>
+        <w:spacing w:after="80" w:before="0" w:line="300" w:lineRule="auto"/>
+        <w:ind w:left="425" w:hanging="198"/>
+      </w:pPr>
+      <w:r>
+        <w:rPr>
+          <w:rFonts w:ascii="Times New Roman" w:hAnsi="Times New Roman" w:cs="Times New Roman"/>
+          <w:b w:val="0"/>
+          <w:i w:val="0"/>
+          <w:sz w:val="26"/>
+        </w:rPr>
+        <w:t xml:space="preserve">3.  </w:t>
+      </w:r>
+      <w:r>
+        <w:rPr>
+          <w:rFonts w:ascii="Times New Roman" w:hAnsi="Times New Roman" w:cs="Times New Roman"/>
+          <w:b w:val="0"/>
+          <w:i w:val="0"/>
+          <w:sz w:val="26"/>
+        </w:rPr>
+        <w:t xml:space="preserve">Hai khoảng giờ giao nhau (giờ bắt đầu của lớp này nhỏ hơn giờ kết thúc của lớp kia và ngược lại).</w:t>
+      </w:r>
+    </w:p>
+    <w:p>
+      <w:pPr>
+        <w:spacing w:after="120" w:before="0" w:line="300" w:lineRule="auto"/>
+        <w:jc w:val="both"/>
+      </w:pPr>
+      <w:r>
+        <w:rPr>
+          <w:rFonts w:ascii="Times New Roman" w:hAnsi="Times New Roman" w:cs="Times New Roman"/>
+          <w:b w:val="0"/>
+          <w:i w:val="0"/>
+          <w:sz w:val="26"/>
+        </w:rPr>
+        <w:t xml:space="preserve">Quy tắc này được cài đặt một lần trong tiện ích dùng chung phía server (src/common/utils/schedule.util.ts) và áp dụng cho hai nghiệp vụ: (1) khi Admin tạo / cập nhật lớp học phần — giảng viên được phân công phải trống lịch, lớp đã hủy không tính; (2) khi sinh viên đăng ký học phần — lớp mới không được trùng lịch với các môn đã đăng ký. Vi phạm sẽ bị từ chối với mã lỗi 409 kèm thông báo nêu rõ lớp bị trùng và lịch của lớp đó. Phía client có bộ tiện ích tương ứng (src/constants/schedule.constants.js) để hiển thị lịch dạng "Thứ 2, Thứ 4 · 07:00–09:30" và cảnh báo sớm "Trùng lịch" ngay trên danh sách đăng ký.</w:t>
       </w:r>
     </w:p>
     <w:p>
@@ -27149,11 +27865,11 @@
       <w:r>
         <w:rPr>
           <w:rFonts w:ascii="Times New Roman" w:hAnsi="Times New Roman" w:cs="Times New Roman"/>
-          <w:b/>
+          <w:b w:val="1"/>
           <w:i w:val="0"/>
           <w:sz w:val="26"/>
         </w:rPr>
-        <w:t>Quản lý Lớp học phần</w:t>
+        <w:t xml:space="preserve">Quản lý Lớp học phần</w:t>
       </w:r>
       <w:r>
         <w:rPr>
@@ -27162,7 +27878,7 @@
           <w:i w:val="0"/>
           <w:sz w:val="26"/>
         </w:rPr>
-        <w:t>: mở lớp gắn Môn học + Giảng viên + Học kỳ, đặt sĩ số tối đa và trạng thái.</w:t>
+        <w:t xml:space="preserve">: mở lớp gắn Môn học + Giảng viên + Học kỳ, đặt sĩ số tối đa và trạng thái; chọn lịch học trong tuần bằng các nút ngày (T2 → CN) và hai ô giờ bắt đầu / kết thúc — áp dụng cho cả tạo mới và cập nhật; lịch của từng lớp hiển thị ngay trên thẻ danh sách; nếu giảng viên được phân công bị trùng lịch dạy, hệ thống báo lỗi nêu rõ lớp bị trùng.</w:t>
       </w:r>
     </w:p>
     <w:p>
@@ -27232,11 +27948,11 @@
       <w:r>
         <w:rPr>
           <w:rFonts w:ascii="Times New Roman" w:hAnsi="Times New Roman" w:cs="Times New Roman"/>
-          <w:b/>
+          <w:b w:val="1"/>
           <w:i w:val="0"/>
           <w:sz w:val="26"/>
         </w:rPr>
-        <w:t>Dashboard</w:t>
+        <w:t xml:space="preserve">Dashboard</w:t>
       </w:r>
       <w:r>
         <w:rPr>
@@ -27245,7 +27961,7 @@
           <w:i w:val="0"/>
           <w:sz w:val="26"/>
         </w:rPr>
-        <w:t>: số lớp phụ trách trong học kỳ hiện hành, tổng sinh viên, tỷ lệ điểm danh, số bài chưa chấm, biểu đồ xu hướng điểm danh 8 buổi gần nhất.</w:t>
+        <w:t xml:space="preserve">: số lớp phụ trách trong học kỳ hiện hành, tổng sinh viên, tỷ lệ điểm danh, số bài chưa chấm, biểu đồ xu hướng điểm danh 8 buổi gần nhất; danh sách lớp phụ trách kèm lịch dạy từng lớp.</w:t>
       </w:r>
     </w:p>
     <w:p>
@@ -27265,11 +27981,11 @@
       <w:r>
         <w:rPr>
           <w:rFonts w:ascii="Times New Roman" w:hAnsi="Times New Roman" w:cs="Times New Roman"/>
-          <w:b/>
+          <w:b w:val="1"/>
           <w:i w:val="0"/>
           <w:sz w:val="26"/>
         </w:rPr>
-        <w:t>Lớp của tôi</w:t>
+        <w:t xml:space="preserve">Lớp của tôi</w:t>
       </w:r>
       <w:r>
         <w:rPr>
@@ -27278,7 +27994,7 @@
           <w:i w:val="0"/>
           <w:sz w:val="26"/>
         </w:rPr>
-        <w:t>: danh sách lớp học phần được phân công kèm sĩ số; xem danh sách sinh viên từng lớp.</w:t>
+        <w:t xml:space="preserve">: danh sách lớp học phần được phân công kèm sĩ số và lịch dạy trong tuần (ngày học + khung giờ, ví dụ "Thứ 2, Thứ 4 · 07:00–09:30"); xem danh sách sinh viên từng lớp.</w:t>
       </w:r>
     </w:p>
     <w:p>
@@ -27364,11 +28080,11 @@
       <w:r>
         <w:rPr>
           <w:rFonts w:ascii="Times New Roman" w:hAnsi="Times New Roman" w:cs="Times New Roman"/>
-          <w:b/>
+          <w:b w:val="1"/>
           <w:i w:val="0"/>
           <w:sz w:val="26"/>
         </w:rPr>
-        <w:t>Lịch dạy</w:t>
+        <w:t xml:space="preserve">Lịch dạy</w:t>
       </w:r>
       <w:r>
         <w:rPr>
@@ -27377,7 +28093,7 @@
           <w:i w:val="0"/>
           <w:sz w:val="26"/>
         </w:rPr>
-        <w:t>: các lớp phụ trách nhóm theo học kỳ.</w:t>
+        <w:t xml:space="preserve">: các lớp phụ trách nhóm theo học kỳ, mỗi lớp hiển thị rõ dạy vào những thứ nào và từ giờ nào đến giờ nào, trên cả thẻ tóm tắt và cột "Lịch học" trong bảng.</w:t>
       </w:r>
     </w:p>
     <w:p>
@@ -27414,11 +28130,11 @@
       <w:r>
         <w:rPr>
           <w:rFonts w:ascii="Times New Roman" w:hAnsi="Times New Roman" w:cs="Times New Roman"/>
-          <w:b/>
+          <w:b w:val="1"/>
           <w:i w:val="0"/>
           <w:sz w:val="26"/>
         </w:rPr>
-        <w:t>Dashboard</w:t>
+        <w:t xml:space="preserve">Dashboard</w:t>
       </w:r>
       <w:r>
         <w:rPr>
@@ -27427,7 +28143,7 @@
           <w:i w:val="0"/>
           <w:sz w:val="26"/>
         </w:rPr>
-        <w:t>: tín chỉ đang học, GPA hiện tại, tỷ lệ điểm danh cá nhân, biểu đồ xu hướng GPA theo học kỳ.</w:t>
+        <w:t xml:space="preserve">: tín chỉ đang học, GPA hiện tại, tỷ lệ điểm danh cá nhân, biểu đồ xu hướng GPA theo học kỳ; các môn học kỳ này kèm lịch học từng môn.</w:t>
       </w:r>
     </w:p>
     <w:p>
@@ -27447,11 +28163,11 @@
       <w:r>
         <w:rPr>
           <w:rFonts w:ascii="Times New Roman" w:hAnsi="Times New Roman" w:cs="Times New Roman"/>
-          <w:b/>
+          <w:b w:val="1"/>
           <w:i w:val="0"/>
           <w:sz w:val="26"/>
         </w:rPr>
-        <w:t>Đăng ký học phần</w:t>
+        <w:t xml:space="preserve">Đăng ký học phần</w:t>
       </w:r>
       <w:r>
         <w:rPr>
@@ -27460,7 +28176,7 @@
           <w:i w:val="0"/>
           <w:sz w:val="26"/>
         </w:rPr>
-        <w:t>: danh sách lớp đang mở của học kỳ hoạt động kèm số chỗ còn lại; đăng ký một chạm; báo lỗi rõ ràng khi lớp đầy hoặc đã đăng ký.</w:t>
+        <w:t xml:space="preserve">: danh sách lớp đang mở của học kỳ hoạt động kèm số chỗ còn lại và lịch học từng lớp; lớp trùng lịch với môn đã đăng ký được gắn nhãn cảnh báo "Trùng lịch" ngay trên danh sách; đăng ký một chạm; báo lỗi rõ ràng khi lớp đầy, đã đăng ký hoặc trùng lịch học; giỏ đăng ký bên phải hiển thị lịch học các môn đã chọn.</w:t>
       </w:r>
     </w:p>
     <w:p>
@@ -27480,11 +28196,11 @@
       <w:r>
         <w:rPr>
           <w:rFonts w:ascii="Times New Roman" w:hAnsi="Times New Roman" w:cs="Times New Roman"/>
-          <w:b/>
+          <w:b w:val="1"/>
           <w:i w:val="0"/>
           <w:sz w:val="26"/>
         </w:rPr>
-        <w:t>Môn của tôi / Lịch học</w:t>
+        <w:t xml:space="preserve">Môn của tôi / Lịch học</w:t>
       </w:r>
       <w:r>
         <w:rPr>
@@ -27493,7 +28209,7 @@
           <w:i w:val="0"/>
           <w:sz w:val="26"/>
         </w:rPr>
-        <w:t>: các môn đã đăng ký nhóm theo học kỳ; hủy đăng ký khi điểm chưa khóa.</w:t>
+        <w:t xml:space="preserve">: các môn đã đăng ký nhóm theo học kỳ, mỗi môn hiển thị rõ học vào những thứ nào và từ giờ nào đến giờ nào; hủy đăng ký khi điểm chưa khóa.</w:t>
       </w:r>
     </w:p>
     <w:p>
@@ -27983,6 +28699,30 @@
           <w:sz w:val="26"/>
         </w:rPr>
         <w:t>Các nghiệp vụ chính (đăng nhập, quên mật khẩu, tạo tài khoản, nhập hàng loạt, đăng ký học phần, điểm danh, nhập điểm, khóa điểm) đã được kiểm thử thủ công theo kịch bản trên cả ba vai trò, bao gồm các nhánh lỗi (sai mật khẩu, tài khoản bị khóa, lớp đầy, điểm đã khóa, dữ liệu nhập hàng loạt có dòng lỗi…).</w:t>
+      </w:r>
+    </w:p>
+    <w:p>
+      <w:pPr>
+        <w:spacing w:after="80" w:before="0" w:line="300" w:lineRule="auto"/>
+        <w:ind w:left="425" w:hanging="198"/>
+      </w:pPr>
+      <w:r>
+        <w:rPr>
+          <w:rFonts w:ascii="Times New Roman" w:hAnsi="Times New Roman" w:cs="Times New Roman"/>
+          <w:b w:val="0"/>
+          <w:i w:val="0"/>
+          <w:sz w:val="26"/>
+        </w:rPr>
+        <w:t xml:space="preserve">•  </w:t>
+      </w:r>
+      <w:r>
+        <w:rPr>
+          <w:rFonts w:ascii="Times New Roman" w:hAnsi="Times New Roman" w:cs="Times New Roman"/>
+          <w:b w:val="0"/>
+          <w:i w:val="0"/>
+          <w:sz w:val="26"/>
+        </w:rPr>
+        <w:t xml:space="preserve">Nghiệp vụ lịch học được kiểm thử tự động đầu-cuối qua API với đầy đủ các nhánh: tạo lớp thiếu ngày học / giờ sai thứ tự (bị chặn 400); phân công giảng viên trùng lịch khi tạo mới và khi cập nhật (bị chặn 409, thông báo nêu rõ lớp trùng); cùng khung giờ nhưng khác học kỳ (cho phép); sinh viên đăng ký lớp trùng lịch (bị chặn 409) và lớp không trùng lịch (thành công); các chức năng cũ (hủy đăng ký, xem lịch, bảng điểm) không bị ảnh hưởng.</w:t>
       </w:r>
     </w:p>
     <w:p>
@@ -28144,7 +28884,7 @@
           <w:i w:val="0"/>
           <w:sz w:val="26"/>
         </w:rPr>
-        <w:t>Số hóa trọn chuỗi nghiệp vụ học vụ: mở lớp theo học kỳ → đăng ký có kiểm soát sĩ số → điểm danh chống trùng → nhập điểm tự tính xếp loại → khóa điểm → bảng điểm và GPA.</w:t>
+        <w:t xml:space="preserve">Số hóa trọn chuỗi nghiệp vụ học vụ: mở lớp theo học kỳ kèm lịch học trong tuần (ngày học + khung giờ) → phân công giảng viên có kiểm tra trống lịch → đăng ký có kiểm soát sĩ số và chống trùng lịch học → điểm danh chống trùng → nhập điểm tự tính xếp loại → khóa điểm → bảng điểm và GPA.</w:t>
       </w:r>
     </w:p>
     <w:p>
@@ -28442,7 +29182,7 @@
           <w:i w:val="0"/>
           <w:sz w:val="26"/>
         </w:rPr>
-        <w:t>Mở rộng thời khóa biểu theo tiết học / phòng học và tích hợp lịch (iCal) cho sinh viên, giảng viên.</w:t>
+        <w:t xml:space="preserve">Mở rộng lịch học trong tuần hiện có (ngày học + khung giờ) theo tiết học chuẩn / phòng học, hiển thị dạng thời khóa biểu lưới tuần và tích hợp lịch (iCal) cho sinh viên, giảng viên.</w:t>
       </w:r>
     </w:p>
     <w:sectPr>

--- a/documents/EduManage_Tai_Lieu_Thuyet_Trinh_v3.docx
+++ b/documents/EduManage_Tai_Lieu_Thuyet_Trinh_v3.docx
@@ -5522,7 +5522,7 @@
           <w:i w:val="0"/>
           <w:sz w:val="26"/>
         </w:rPr>
-        <w:t xml:space="preserve">•  </w:t>
+        <w:t>•  Đăng nhập bằng mã tài khoản + mật khẩu (hệ thống tự xác định vai trò Admin / Giảng viên / Sinh viên từ tài khoản, không cần chọn vai trò), đăng xuất.</w:t>
       </w:r>
       <w:r>
         <w:rPr>
@@ -5531,7 +5531,6 @@
           <w:i w:val="0"/>
           <w:sz w:val="26"/>
         </w:rPr>
-        <w:t>Đăng nhập theo vai trò (ba tab Admin / Giảng viên / Sinh viên, kiểm tra định dạng mã tài khoản theo vai trò ngay tại giao diện), đăng xuất.</w:t>
       </w:r>
     </w:p>
     <w:p>
@@ -6371,7 +6370,7 @@
                 <w:i w:val="0"/>
                 <w:sz w:val="22"/>
               </w:rPr>
-              <w:t>Đăng nhập (theo vai trò)</w:t>
+              <w:t>Đăng nhập</w:t>
             </w:r>
           </w:p>
         </w:tc>
@@ -8455,7 +8454,7 @@
           <w:color w:val="2E5A9C"/>
           <w:sz w:val="26"/>
         </w:rPr>
-        <w:t>UC#01: Đăng nhập (theo vai trò)</w:t>
+        <w:t>UC#01: Đăng nhập</w:t>
       </w:r>
     </w:p>
     <w:tbl>
@@ -8512,7 +8511,7 @@
                 <w:i w:val="0"/>
                 <w:sz w:val="22"/>
               </w:rPr>
-              <w:t>Đăng nhập (theo vai trò)</w:t>
+              <w:t>Đăng nhập</w:t>
             </w:r>
           </w:p>
         </w:tc>
@@ -8575,7 +8574,7 @@
                 <w:i w:val="0"/>
                 <w:sz w:val="22"/>
               </w:rPr>
-              <w:t>Người dùng chọn tab vai trò (Admin / Giảng viên / Sinh viên) và đăng nhập bằng mã định danh + mật khẩu.</w:t>
+              <w:t>Người dùng đăng nhập bằng mã định danh + mật khẩu; hệ thống tự xác định vai trò (Admin / Giảng viên / Sinh viên) từ tài khoản.</w:t>
             </w:r>
           </w:p>
         </w:tc>
@@ -8847,7 +8846,7 @@
                 <w:i w:val="0"/>
                 <w:sz w:val="22"/>
               </w:rPr>
-              <w:t xml:space="preserve">1. Người dùng chọn tab vai trò trên màn hình đăng nhập, nhập mã định danh và mật khẩu. Giao diện kiểm tra định dạng mã theo vai trò đang chọn: Admin phải là </w:t>
+              <w:t>1. Người dùng nhập mã định danh (ví dụ admin, GV1001 hoặc 20216001) và mật khẩu trên màn hình đăng nhập. Giao diện kiểm tra hai trường không được để trống — bỏ trống thì thực hiện Luồng A.</w:t>
             </w:r>
             <w:r>
               <w:rPr>
@@ -8857,16 +8856,14 @@
                 <w:color w:val="404040"/>
                 <w:sz w:val="20"/>
               </w:rPr>
-              <w:t>admin</w:t>
-            </w:r>
-            <w:r>
-              <w:rPr>
-                <w:rFonts w:ascii="Times New Roman" w:hAnsi="Times New Roman" w:cs="Times New Roman"/>
-                <w:b w:val="0"/>
-                <w:i w:val="0"/>
-                <w:sz w:val="22"/>
-              </w:rPr>
-              <w:t xml:space="preserve">, Giảng viên dạng </w:t>
+            </w:r>
+            <w:r>
+              <w:rPr>
+                <w:rFonts w:ascii="Times New Roman" w:hAnsi="Times New Roman" w:cs="Times New Roman"/>
+                <w:b w:val="0"/>
+                <w:i w:val="0"/>
+                <w:sz w:val="22"/>
+              </w:rPr>
             </w:r>
             <w:r>
               <w:rPr>
@@ -8876,16 +8873,14 @@
                 <w:color w:val="404040"/>
                 <w:sz w:val="20"/>
               </w:rPr>
-              <w:t>GV</w:t>
-            </w:r>
-            <w:r>
-              <w:rPr>
-                <w:rFonts w:ascii="Times New Roman" w:hAnsi="Times New Roman" w:cs="Times New Roman"/>
-                <w:b w:val="0"/>
-                <w:i w:val="0"/>
-                <w:sz w:val="22"/>
-              </w:rPr>
-              <w:t xml:space="preserve"> kèm số (ví dụ GV1001), Sinh viên là dãy số (ví dụ 20216001) — sai định dạng thì thực hiện Luồng A.</w:t>
+            </w:r>
+            <w:r>
+              <w:rPr>
+                <w:rFonts w:ascii="Times New Roman" w:hAnsi="Times New Roman" w:cs="Times New Roman"/>
+                <w:b w:val="0"/>
+                <w:i w:val="0"/>
+                <w:sz w:val="22"/>
+              </w:rPr>
             </w:r>
           </w:p>
           <w:p>
@@ -8915,7 +8910,7 @@
                 <w:i w:val="0"/>
                 <w:sz w:val="22"/>
               </w:rPr>
-              <w:t>3. Hợp lệ: hệ thống xóa cặp khóa RSA cũ, sinh cặp khóa RSA-2048 mới, ký access token (15 phút) + refresh token (7 ngày), thiết lập 3 cookie và trả thông tin người dùng.</w:t>
+              <w:t>3. Hợp lệ: hệ thống xóa cặp khóa RSA cũ, sinh cặp khóa RSA-2048 mới, ký access token (15 phút) + refresh token (7 ngày), thiết lập 3 cookie và trả thông tin người dùng (kèm vai trò đọc từ CSDL).</w:t>
             </w:r>
           </w:p>
           <w:p>
@@ -8930,7 +8925,7 @@
                 <w:i w:val="0"/>
                 <w:sz w:val="22"/>
               </w:rPr>
-              <w:t>4. Giao diện lưu người dùng vào phiên làm việc và mở phân hệ tương ứng với vai trò.</w:t>
+              <w:t>4. Giao diện lưu người dùng vào phiên làm việc và tự mở phân hệ tương ứng với vai trò của tài khoản.</w:t>
             </w:r>
           </w:p>
         </w:tc>
@@ -8975,16 +8970,15 @@
                 <w:i w:val="0"/>
                 <w:sz w:val="22"/>
               </w:rPr>
-              <w:t xml:space="preserve">Luồng A — </w:t>
-            </w:r>
-            <w:r>
-              <w:rPr>
-                <w:rFonts w:ascii="Times New Roman" w:hAnsi="Times New Roman" w:cs="Times New Roman"/>
-                <w:b w:val="0"/>
-                <w:i w:val="0"/>
-                <w:sz w:val="22"/>
-              </w:rPr>
-              <w:t>Mã không khớp định dạng vai trò: hiển thị lỗi ngay tại ô nhập, không gửi yêu cầu lên server.</w:t>
+              <w:t>Luồng A — Bỏ trống mã định danh hoặc mật khẩu: hiển thị lỗi ngay tại giao diện, không gửi yêu cầu lên server.</w:t>
+            </w:r>
+            <w:r>
+              <w:rPr>
+                <w:rFonts w:ascii="Times New Roman" w:hAnsi="Times New Roman" w:cs="Times New Roman"/>
+                <w:b w:val="0"/>
+                <w:i w:val="0"/>
+                <w:sz w:val="22"/>
+              </w:rPr>
             </w:r>
           </w:p>
         </w:tc>
@@ -26383,7 +26377,7 @@
           <w:color w:val="444444"/>
           <w:sz w:val="22"/>
         </w:rPr>
-        <w:t>Hình 3.8. Sơ đồ tuần tự UC#01 — Đăng nhập theo vai trò</w:t>
+        <w:t>Hình 3.8. Sơ đồ tuần tự UC#01 — Đăng nhập</w:t>
       </w:r>
     </w:p>
     <w:p>
@@ -27665,7 +27659,7 @@
           <w:i w:val="0"/>
           <w:sz w:val="26"/>
         </w:rPr>
-        <w:t>Màn hình đăng nhập có ba tab vai trò (Admin / Giảng viên / Sinh viên). Người dùng nhập mã tài khoản đúng định dạng của vai trò đang chọn và mật khẩu; nhập sai định dạng sẽ bị nhắc ngay tại chỗ, không gửi yêu cầu lên server. Cùng màn hình này tích hợp trọn luồng quên mật khẩu: nhập mã tài khoản → nhận OTP qua email cá nhân → xác minh OTP → đặt mật khẩu mới với danh sách điều kiện hiển thị trực quan (đủ 8 ký tự, có chữ hoa, chữ số, ký tự đặc biệt).</w:t>
+        <w:t>Màn hình đăng nhập tối giản chỉ gồm hai trường: mã tài khoản và mật khẩu — người dùng không cần chọn vai trò, hệ thống tự xác định vai trò (Admin / Giảng viên / Sinh viên) từ tài khoản và mở đúng phân hệ tương ứng; bỏ trống trường nào sẽ bị nhắc ngay tại chỗ, không gửi yêu cầu lên server. Cùng màn hình này tích hợp trọn luồng quên mật khẩu: nhập mã tài khoản → nhận OTP qua email cá nhân → xác minh OTP → đặt mật khẩu mới với danh sách điều kiện hiển thị trực quan (đủ 8 ký tự, có chữ hoa, chữ số, ký tự đặc biệt).</w:t>
       </w:r>
     </w:p>
     <w:p>

--- a/documents/EduManage_Tai_Lieu_Thuyet_Trinh_v3.docx
+++ b/documents/EduManage_Tai_Lieu_Thuyet_Trinh_v3.docx
@@ -2081,30 +2081,56 @@
       </w:pPr>
       <w:r>
         <w:rPr>
-          <w:rFonts w:ascii="Times New Roman" w:hAnsi="Times New Roman" w:cs="Times New Roman"/>
+          <w:rFonts w:ascii="Times New Roman" w:hAnsi="Times New Roman"/>
+          <w:sz w:val="26"/>
+        </w:rPr>
+        <w:t xml:space="preserve">•  </w:t>
+      </w:r>
+      <w:r>
+        <w:rPr>
+          <w:rFonts w:ascii="Times New Roman" w:hAnsi="Times New Roman"/>
+          <w:b/>
+          <w:i w:val="0"/>
+          <w:sz w:val="26"/>
+        </w:rPr>
+        <w:t>Chương 5 — Tổng kết và đánh giá</w:t>
+      </w:r>
+      <w:r>
+        <w:rPr>
+          <w:rFonts w:ascii="Times New Roman" w:hAnsi="Times New Roman"/>
           <w:b w:val="0"/>
           <w:i w:val="0"/>
           <w:sz w:val="26"/>
         </w:rPr>
+        <w:t>: kết quả đạt được so với mục tiêu, hạn chế và hướng phát triển, bài học kinh nghiệm, bảng phân công công việc và đánh giá mức độ hoàn thành của từng thành viên.</w:t>
+      </w:r>
+    </w:p>
+    <w:p>
+      <w:pPr/>
+      <w:r>
+        <w:rPr>
+          <w:rFonts w:ascii="Times New Roman" w:hAnsi="Times New Roman"/>
+          <w:sz w:val="26"/>
+        </w:rPr>
         <w:t xml:space="preserve">•  </w:t>
       </w:r>
       <w:r>
         <w:rPr>
-          <w:rFonts w:ascii="Times New Roman" w:hAnsi="Times New Roman" w:cs="Times New Roman"/>
+          <w:rFonts w:ascii="Times New Roman" w:hAnsi="Times New Roman"/>
           <w:b/>
           <w:i w:val="0"/>
           <w:sz w:val="26"/>
         </w:rPr>
-        <w:t>Kết luận và hướng phát triển</w:t>
-      </w:r>
-      <w:r>
-        <w:rPr>
-          <w:rFonts w:ascii="Times New Roman" w:hAnsi="Times New Roman" w:cs="Times New Roman"/>
+        <w:t>Phụ lục — Báo cáo tóm tắt cá nhân</w:t>
+      </w:r>
+      <w:r>
+        <w:rPr>
+          <w:rFonts w:ascii="Times New Roman" w:hAnsi="Times New Roman"/>
           <w:b w:val="0"/>
           <w:i w:val="0"/>
           <w:sz w:val="26"/>
         </w:rPr>
-        <w:t>.</w:t>
+        <w:t>: báo cáo riêng của từng thành viên về phần việc trực tiếp thực hiện, khó khăn đã gặp và cách khắc phục, kèm minh chứng cá nhân.</w:t>
       </w:r>
     </w:p>
     <w:p>
@@ -28759,30 +28785,72 @@
       </w:pPr>
       <w:r>
         <w:rPr>
-          <w:rFonts w:ascii="Times New Roman" w:hAnsi="Times New Roman" w:cs="Times New Roman"/>
+          <w:rFonts w:ascii="Times New Roman" w:hAnsi="Times New Roman"/>
           <w:b/>
-          <w:i w:val="0"/>
           <w:color w:val="1F3B63"/>
           <w:sz w:val="34"/>
         </w:rPr>
-        <w:t>KẾT LUẬN VÀ HƯỚNG PHÁT TRIỂN</w:t>
+        <w:t>CHƯƠNG 5. TỔNG KẾT VÀ ĐÁNH GIÁ</w:t>
       </w:r>
     </w:p>
     <w:p>
       <w:pPr>
         <w:pStyle w:val="Heading2"/>
+      </w:pPr>
+      <w:r>
+        <w:rPr>
+          <w:rFonts w:ascii="Times New Roman" w:hAnsi="Times New Roman"/>
+          <w:b/>
+          <w:color w:val="1F3B63"/>
+          <w:sz w:val="29"/>
+        </w:rPr>
+        <w:t>5.1. Kết quả đạt được của nhóm</w:t>
+      </w:r>
+    </w:p>
+    <w:p>
+      <w:pPr/>
+      <w:r>
+        <w:rPr>
+          <w:rFonts w:ascii="Times New Roman" w:hAnsi="Times New Roman"/>
+          <w:b w:val="0"/>
+          <w:i w:val="0"/>
+          <w:sz w:val="26"/>
+        </w:rPr>
+        <w:t xml:space="preserve">So với mục tiêu đặt ra ở phần Mở đầu (tập trung hóa dữ liệu đào tạo, tự động hóa nghiệp vụ, phân quyền theo vai trò, bảo mật cao hơn mặt bằng chung, giao diện hiện đại hai ngôn ngữ / hai chế độ giao diện), nhóm tự đánh giá đã hoàn thành </w:t>
+      </w:r>
+      <w:r>
+        <w:rPr>
+          <w:rFonts w:ascii="Times New Roman" w:hAnsi="Times New Roman"/>
+          <w:b/>
+          <w:i w:val="0"/>
+          <w:sz w:val="26"/>
+        </w:rPr>
+        <w:t>100% phạm vi cam kết</w:t>
+      </w:r>
+      <w:r>
+        <w:rPr>
+          <w:rFonts w:ascii="Times New Roman" w:hAnsi="Times New Roman"/>
+          <w:b w:val="0"/>
+          <w:i w:val="0"/>
+          <w:sz w:val="26"/>
+        </w:rPr>
+        <w:t>: toàn bộ 21 ca sử dụng đặc tả ở Chương 3 đều đã được lập trình, chạy được từ đầu đến cuối trên cả ba vai trò và được kiểm thử như trình bày ở mục 4.6. Các kết quả nổi bật, hạn chế còn lại và hướng phát triển tiếp theo được trình bày dưới đây.</w:t>
+      </w:r>
+    </w:p>
+    <w:p>
+      <w:pPr>
+        <w:pStyle w:val="Heading3"/>
         <w:keepNext/>
         <w:spacing w:line="300" w:lineRule="auto" w:before="280" w:after="160"/>
       </w:pPr>
       <w:r>
         <w:rPr>
-          <w:rFonts w:ascii="Times New Roman" w:hAnsi="Times New Roman" w:cs="Times New Roman"/>
+          <w:rFonts w:ascii="Times New Roman" w:hAnsi="Times New Roman"/>
           <w:b/>
-          <w:i w:val="0"/>
-          <w:color w:val="1F3B63"/>
-          <w:sz w:val="29"/>
-        </w:rPr>
-        <w:t>Kết quả đạt được</w:t>
+          <w:color w:val="2E5A9C"/>
+          <w:sz w:val="26"/>
+        </w:rPr>
+        <w:t>5.1.1. Kết quả đạt được</w:t>
       </w:r>
     </w:p>
     <w:p>
@@ -28907,19 +28975,18 @@
     </w:p>
     <w:p>
       <w:pPr>
-        <w:pStyle w:val="Heading2"/>
+        <w:pStyle w:val="Heading3"/>
         <w:keepNext/>
         <w:spacing w:line="300" w:lineRule="auto" w:before="280" w:after="160"/>
       </w:pPr>
       <w:r>
         <w:rPr>
-          <w:rFonts w:ascii="Times New Roman" w:hAnsi="Times New Roman" w:cs="Times New Roman"/>
+          <w:rFonts w:ascii="Times New Roman" w:hAnsi="Times New Roman"/>
           <w:b/>
-          <w:i w:val="0"/>
-          <w:color w:val="1F3B63"/>
-          <w:sz w:val="29"/>
-        </w:rPr>
-        <w:t>Hạn chế hiện tại</w:t>
+          <w:color w:val="2E5A9C"/>
+          <w:sz w:val="26"/>
+        </w:rPr>
+        <w:t>5.1.2. Hạn chế hiện tại</w:t>
       </w:r>
     </w:p>
     <w:p>
@@ -29044,19 +29111,18 @@
     </w:p>
     <w:p>
       <w:pPr>
-        <w:pStyle w:val="Heading2"/>
+        <w:pStyle w:val="Heading3"/>
         <w:keepNext/>
         <w:spacing w:line="300" w:lineRule="auto" w:before="280" w:after="160"/>
       </w:pPr>
       <w:r>
         <w:rPr>
-          <w:rFonts w:ascii="Times New Roman" w:hAnsi="Times New Roman" w:cs="Times New Roman"/>
+          <w:rFonts w:ascii="Times New Roman" w:hAnsi="Times New Roman"/>
           <w:b/>
-          <w:i w:val="0"/>
-          <w:color w:val="1F3B63"/>
-          <w:sz w:val="29"/>
-        </w:rPr>
-        <w:t>Hướng phát triển</w:t>
+          <w:color w:val="2E5A9C"/>
+          <w:sz w:val="26"/>
+        </w:rPr>
+        <w:t>5.1.3. Hướng phát triển tiếp theo</w:t>
       </w:r>
     </w:p>
     <w:p>
@@ -29177,6 +29243,1809 @@
           <w:sz w:val="26"/>
         </w:rPr>
         <w:t xml:space="preserve">Mở rộng lịch học trong tuần hiện có (ngày học + khung giờ) theo tiết học chuẩn / phòng học, hiển thị dạng thời khóa biểu lưới tuần và tích hợp lịch (iCal) cho sinh viên, giảng viên.</w:t>
+      </w:r>
+    </w:p>
+    <w:p>
+      <w:pPr>
+        <w:pStyle w:val="Heading2"/>
+      </w:pPr>
+      <w:r>
+        <w:rPr>
+          <w:rFonts w:ascii="Times New Roman" w:hAnsi="Times New Roman"/>
+          <w:b/>
+          <w:color w:val="1F3B63"/>
+          <w:sz w:val="29"/>
+        </w:rPr>
+        <w:t>5.2. Bài học kinh nghiệm</w:t>
+      </w:r>
+    </w:p>
+    <w:p>
+      <w:pPr/>
+      <w:r>
+        <w:rPr>
+          <w:rFonts w:ascii="Times New Roman" w:hAnsi="Times New Roman"/>
+          <w:b/>
+          <w:i w:val="0"/>
+          <w:sz w:val="26"/>
+        </w:rPr>
+        <w:t>Kiến thức chuyên môn mới tiếp thu được:</w:t>
+      </w:r>
+    </w:p>
+    <w:p>
+      <w:pPr/>
+      <w:r>
+        <w:rPr>
+          <w:rFonts w:ascii="Times New Roman" w:hAnsi="Times New Roman"/>
+          <w:sz w:val="26"/>
+        </w:rPr>
+        <w:t xml:space="preserve">•  </w:t>
+      </w:r>
+      <w:r>
+        <w:rPr>
+          <w:rFonts w:ascii="Times New Roman" w:hAnsi="Times New Roman"/>
+          <w:b w:val="0"/>
+          <w:i w:val="0"/>
+          <w:sz w:val="26"/>
+        </w:rPr>
+        <w:t>Kiến trúc backend module hóa với NestJS: tổ chức mỗi nghiệp vụ thành bộ ba module – controller – service, tiêm phụ thuộc (Dependency Injection) và dùng Guard làm lớp chắn xác thực / phân quyền tập trung thay vì kiểm tra rải rác trong từng hàm.</w:t>
+      </w:r>
+    </w:p>
+    <w:p>
+      <w:pPr/>
+      <w:r>
+        <w:rPr>
+          <w:rFonts w:ascii="Times New Roman" w:hAnsi="Times New Roman"/>
+          <w:sz w:val="26"/>
+        </w:rPr>
+        <w:t xml:space="preserve">•  </w:t>
+      </w:r>
+      <w:r>
+        <w:rPr>
+          <w:rFonts w:ascii="Times New Roman" w:hAnsi="Times New Roman"/>
+          <w:b w:val="0"/>
+          <w:i w:val="0"/>
+          <w:sz w:val="26"/>
+        </w:rPr>
+        <w:t>Làm chủ ORM Prisma trên PostgreSQL: khai báo schema một nơi duy nhất, quản lý thay đổi cấu trúc bằng migration, và tận dụng ràng buộc duy nhất (unique constraint) + transaction để chống ghi trùng dữ liệu ngay cả khi nhiều người thao tác đồng thời.</w:t>
+      </w:r>
+    </w:p>
+    <w:p>
+      <w:pPr/>
+      <w:r>
+        <w:rPr>
+          <w:rFonts w:ascii="Times New Roman" w:hAnsi="Times New Roman"/>
+          <w:sz w:val="26"/>
+        </w:rPr>
+        <w:t xml:space="preserve">•  </w:t>
+      </w:r>
+      <w:r>
+        <w:rPr>
+          <w:rFonts w:ascii="Times New Roman" w:hAnsi="Times New Roman"/>
+          <w:b w:val="0"/>
+          <w:i w:val="0"/>
+          <w:sz w:val="26"/>
+        </w:rPr>
+        <w:t>Thiết kế cơ chế xác thực nâng cao: JWT ký RS256 bằng cặp khóa RSA-2048 riêng cho từng người dùng, token đặt trong cookie httpOnly, tự làm mới token, thu hồi phiên tức thời bằng cách xóa cặp khóa — một mô hình vượt ra ngoài cách dùng JWT khóa chung thường gặp.</w:t>
+      </w:r>
+    </w:p>
+    <w:p>
+      <w:pPr/>
+      <w:r>
+        <w:rPr>
+          <w:rFonts w:ascii="Times New Roman" w:hAnsi="Times New Roman"/>
+          <w:sz w:val="26"/>
+        </w:rPr>
+        <w:t xml:space="preserve">•  </w:t>
+      </w:r>
+      <w:r>
+        <w:rPr>
+          <w:rFonts w:ascii="Times New Roman" w:hAnsi="Times New Roman"/>
+          <w:b w:val="0"/>
+          <w:i w:val="0"/>
+          <w:sz w:val="26"/>
+        </w:rPr>
+        <w:t>Xây dựng SPA ReactJS quy mô nhiều phân hệ: quản lý trạng thái đăng nhập / ngôn ngữ / giao diện bằng Context, bộ chặn (interceptor) axios tự làm mới token khi hết hạn, tự viết biểu đồ thống kê bằng SVG thuần không phụ thuộc thư viện, xử lý nhập / xuất dữ liệu CSV và Excel có kiểm tra lỗi từng dòng.</w:t>
+      </w:r>
+    </w:p>
+    <w:p>
+      <w:pPr/>
+      <w:r>
+        <w:rPr>
+          <w:rFonts w:ascii="Times New Roman" w:hAnsi="Times New Roman"/>
+          <w:sz w:val="26"/>
+        </w:rPr>
+        <w:t xml:space="preserve">•  </w:t>
+      </w:r>
+      <w:r>
+        <w:rPr>
+          <w:rFonts w:ascii="Times New Roman" w:hAnsi="Times New Roman"/>
+          <w:b w:val="0"/>
+          <w:i w:val="0"/>
+          <w:sz w:val="26"/>
+        </w:rPr>
+        <w:t>Quy trình phân tích – thiết kế bài bản: đi từ yêu cầu chức năng → biểu đồ và đặc tả use case → sơ đồ tuần tự → ERD → lập trình, nhờ đó hai phía frontend và backend làm việc song song trên cùng một “hợp đồng API” đã thống nhất trước.</w:t>
+      </w:r>
+    </w:p>
+    <w:p>
+      <w:pPr/>
+      <w:r>
+        <w:rPr>
+          <w:rFonts w:ascii="Times New Roman" w:hAnsi="Times New Roman"/>
+          <w:b/>
+          <w:i w:val="0"/>
+          <w:sz w:val="26"/>
+        </w:rPr>
+        <w:t>Kỹ năng mềm rèn luyện được:</w:t>
+      </w:r>
+    </w:p>
+    <w:p>
+      <w:pPr/>
+      <w:r>
+        <w:rPr>
+          <w:rFonts w:ascii="Times New Roman" w:hAnsi="Times New Roman"/>
+          <w:sz w:val="26"/>
+        </w:rPr>
+        <w:t xml:space="preserve">•  </w:t>
+      </w:r>
+      <w:r>
+        <w:rPr>
+          <w:rFonts w:ascii="Times New Roman" w:hAnsi="Times New Roman"/>
+          <w:b w:val="0"/>
+          <w:i w:val="0"/>
+          <w:sz w:val="26"/>
+        </w:rPr>
+        <w:t>Làm việc nhóm theo phân công rõ ràng (một thành viên phụ trách toàn bộ backend, hai thành viên phụ trách frontend), phối hợp qua kho mã nguồn Git chung và thống nhất giao diện API trước khi lập trình để giảm tối đa thời gian chờ lẫn nhau.</w:t>
+      </w:r>
+    </w:p>
+    <w:p>
+      <w:pPr/>
+      <w:r>
+        <w:rPr>
+          <w:rFonts w:ascii="Times New Roman" w:hAnsi="Times New Roman"/>
+          <w:sz w:val="26"/>
+        </w:rPr>
+        <w:t xml:space="preserve">•  </w:t>
+      </w:r>
+      <w:r>
+        <w:rPr>
+          <w:rFonts w:ascii="Times New Roman" w:hAnsi="Times New Roman"/>
+          <w:b w:val="0"/>
+          <w:i w:val="0"/>
+          <w:sz w:val="26"/>
+        </w:rPr>
+        <w:t>Giao tiếp và phản biện kỹ thuật: trao đổi khi thay đổi thiết kế (ví dụ bổ sung lịch học trong tuần kéo theo thay đổi cả CSDL, API lẫn giao diện), báo cáo tiến độ định kỳ với người hướng dẫn.</w:t>
+      </w:r>
+    </w:p>
+    <w:p>
+      <w:pPr/>
+      <w:r>
+        <w:rPr>
+          <w:rFonts w:ascii="Times New Roman" w:hAnsi="Times New Roman"/>
+          <w:sz w:val="26"/>
+        </w:rPr>
+        <w:t xml:space="preserve">•  </w:t>
+      </w:r>
+      <w:r>
+        <w:rPr>
+          <w:rFonts w:ascii="Times New Roman" w:hAnsi="Times New Roman"/>
+          <w:b w:val="0"/>
+          <w:i w:val="0"/>
+          <w:sz w:val="26"/>
+        </w:rPr>
+        <w:t>Tuân thủ kỷ luật làm việc kiểu doanh nghiệp: quy ước đặt tên thống nhất, tách toàn bộ hằng số / tham số nhạy cảm khỏi mã nguồn, không nộp sản phẩm khi chưa qua kiểm thử, viết tài liệu cho cả người đọc không chuyên kỹ thuật.</w:t>
+      </w:r>
+    </w:p>
+    <w:p>
+      <w:pPr>
+        <w:pStyle w:val="Heading2"/>
+      </w:pPr>
+      <w:r>
+        <w:rPr>
+          <w:rFonts w:ascii="Times New Roman" w:hAnsi="Times New Roman"/>
+          <w:b/>
+          <w:color w:val="1F3B63"/>
+          <w:sz w:val="29"/>
+        </w:rPr>
+        <w:t>5.3. Bảng phân công và đánh giá mức độ hoàn thành</w:t>
+      </w:r>
+    </w:p>
+    <w:p>
+      <w:pPr/>
+      <w:r>
+        <w:rPr>
+          <w:rFonts w:ascii="Times New Roman" w:hAnsi="Times New Roman"/>
+          <w:b w:val="0"/>
+          <w:i w:val="0"/>
+          <w:sz w:val="26"/>
+        </w:rPr>
+        <w:t>Để Hội đồng có cơ sở chấm điểm cá nhân, nhóm cung cấp bảng phân công công việc và mức độ hoàn thành của từng thành viên như sau:</w:t>
+      </w:r>
+    </w:p>
+    <w:tbl>
+      <w:tblPr>
+        <w:tblStyle w:val="TableGrid"/>
+        <w:tblW w:type="auto" w:w="0"/>
+        <w:tblLayout w:type="fixed"/>
+        <w:tblLook w:firstColumn="1" w:firstRow="1" w:lastColumn="0" w:lastRow="0" w:noHBand="0" w:noVBand="1" w:val="04A0"/>
+      </w:tblPr>
+      <w:tblGrid>
+        <w:gridCol w:w="1512"/>
+        <w:gridCol w:w="1512"/>
+        <w:gridCol w:w="1512"/>
+        <w:gridCol w:w="1512"/>
+        <w:gridCol w:w="1512"/>
+        <w:gridCol w:w="1512"/>
+      </w:tblGrid>
+      <w:tr>
+        <w:tc>
+          <w:tcPr>
+            <w:tcW w:type="dxa" w:w="504"/>
+            <w:shd w:val="clear" w:fill="DCE6F1"/>
+          </w:tcPr>
+          <w:p>
+            <w:r>
+              <w:rPr>
+                <w:rFonts w:ascii="Times New Roman" w:hAnsi="Times New Roman"/>
+                <w:b/>
+                <w:i w:val="0"/>
+                <w:sz w:val="22"/>
+              </w:rPr>
+              <w:t>STT</w:t>
+            </w:r>
+          </w:p>
+        </w:tc>
+        <w:tc>
+          <w:tcPr>
+            <w:tcW w:type="dxa" w:w="1368"/>
+            <w:shd w:val="clear" w:fill="DCE6F1"/>
+          </w:tcPr>
+          <w:p>
+            <w:r>
+              <w:rPr>
+                <w:rFonts w:ascii="Times New Roman" w:hAnsi="Times New Roman"/>
+                <w:b/>
+                <w:i w:val="0"/>
+                <w:sz w:val="22"/>
+              </w:rPr>
+              <w:t>Họ và tên SV</w:t>
+            </w:r>
+          </w:p>
+        </w:tc>
+        <w:tc>
+          <w:tcPr>
+            <w:tcW w:type="dxa" w:w="1224"/>
+            <w:shd w:val="clear" w:fill="DCE6F1"/>
+          </w:tcPr>
+          <w:p>
+            <w:r>
+              <w:rPr>
+                <w:rFonts w:ascii="Times New Roman" w:hAnsi="Times New Roman"/>
+                <w:b/>
+                <w:i w:val="0"/>
+                <w:sz w:val="22"/>
+              </w:rPr>
+              <w:t>Vai trò</w:t>
+            </w:r>
+          </w:p>
+        </w:tc>
+        <w:tc>
+          <w:tcPr>
+            <w:tcW w:type="dxa" w:w="3528"/>
+            <w:shd w:val="clear" w:fill="DCE6F1"/>
+          </w:tcPr>
+          <w:p>
+            <w:r>
+              <w:rPr>
+                <w:rFonts w:ascii="Times New Roman" w:hAnsi="Times New Roman"/>
+                <w:b/>
+                <w:i w:val="0"/>
+                <w:sz w:val="22"/>
+              </w:rPr>
+              <w:t>Nhiệm vụ chi tiết (Chương 3 &amp; 4)</w:t>
+            </w:r>
+          </w:p>
+        </w:tc>
+        <w:tc>
+          <w:tcPr>
+            <w:tcW w:type="dxa" w:w="1008"/>
+            <w:shd w:val="clear" w:fill="DCE6F1"/>
+          </w:tcPr>
+          <w:p>
+            <w:r>
+              <w:rPr>
+                <w:rFonts w:ascii="Times New Roman" w:hAnsi="Times New Roman"/>
+                <w:b/>
+                <w:i w:val="0"/>
+                <w:sz w:val="22"/>
+              </w:rPr>
+              <w:t>Tỷ lệ hoàn thành (%)</w:t>
+            </w:r>
+          </w:p>
+        </w:tc>
+        <w:tc>
+          <w:tcPr>
+            <w:tcW w:type="dxa" w:w="1440"/>
+            <w:shd w:val="clear" w:fill="DCE6F1"/>
+          </w:tcPr>
+          <w:p>
+            <w:r>
+              <w:rPr>
+                <w:rFonts w:ascii="Times New Roman" w:hAnsi="Times New Roman"/>
+                <w:b/>
+                <w:i w:val="0"/>
+                <w:sz w:val="22"/>
+              </w:rPr>
+              <w:t>Minh chứng</w:t>
+            </w:r>
+          </w:p>
+        </w:tc>
+      </w:tr>
+      <w:tr>
+        <w:tc>
+          <w:tcPr>
+            <w:tcW w:type="dxa" w:w="504"/>
+          </w:tcPr>
+          <w:p>
+            <w:r>
+              <w:rPr>
+                <w:rFonts w:ascii="Times New Roman" w:hAnsi="Times New Roman"/>
+                <w:b w:val="0"/>
+                <w:i w:val="0"/>
+                <w:sz w:val="22"/>
+              </w:rPr>
+              <w:t>1</w:t>
+            </w:r>
+          </w:p>
+        </w:tc>
+        <w:tc>
+          <w:tcPr>
+            <w:tcW w:type="dxa" w:w="1368"/>
+          </w:tcPr>
+          <w:p>
+            <w:r>
+              <w:rPr>
+                <w:rFonts w:ascii="Times New Roman" w:hAnsi="Times New Roman"/>
+                <w:b w:val="0"/>
+                <w:i w:val="0"/>
+                <w:sz w:val="22"/>
+              </w:rPr>
+              <w:t>Lê Anh Duy</w:t>
+            </w:r>
+          </w:p>
+        </w:tc>
+        <w:tc>
+          <w:tcPr>
+            <w:tcW w:type="dxa" w:w="1224"/>
+          </w:tcPr>
+          <w:p>
+            <w:r>
+              <w:rPr>
+                <w:rFonts w:ascii="Times New Roman" w:hAnsi="Times New Roman"/>
+                <w:b w:val="0"/>
+                <w:i w:val="0"/>
+                <w:sz w:val="22"/>
+              </w:rPr>
+              <w:t>Nhóm trưởng / Lập trình Backend</w:t>
+            </w:r>
+          </w:p>
+        </w:tc>
+        <w:tc>
+          <w:tcPr>
+            <w:tcW w:type="dxa" w:w="3528"/>
+          </w:tcPr>
+          <w:p>
+            <w:r>
+              <w:rPr>
+                <w:rFonts w:ascii="Times New Roman" w:hAnsi="Times New Roman"/>
+                <w:b w:val="0"/>
+                <w:i w:val="0"/>
+                <w:sz w:val="22"/>
+              </w:rPr>
+              <w:t>Thiết kế ERD và toàn bộ lược đồ CSDL (mục 3.5); thiết kế API và sơ đồ tuần tự (mục 3.6); lập trình toàn bộ backend NestJS: xác thực JWT–RSA riêng từng người dùng, quên mật khẩu OTP, quản lý tài khoản + nhập hàng loạt, danh mục đào tạo, lớp học phần – học kỳ kèm lịch học và chống trùng lịch, đăng ký học phần, điểm danh, nhập / khóa điểm, thống kê dashboard, gửi email SMTP, dữ liệu mẫu (seed); kiểm thử đơn vị Jest và kiểm thử API đầu-cuối (mục 4.6)</w:t>
+            </w:r>
+          </w:p>
+        </w:tc>
+        <w:tc>
+          <w:tcPr>
+            <w:tcW w:type="dxa" w:w="1008"/>
+          </w:tcPr>
+          <w:p>
+            <w:r>
+              <w:rPr>
+                <w:rFonts w:ascii="Times New Roman" w:hAnsi="Times New Roman"/>
+                <w:b w:val="0"/>
+                <w:i w:val="0"/>
+                <w:sz w:val="22"/>
+              </w:rPr>
+              <w:t>100%</w:t>
+            </w:r>
+          </w:p>
+        </w:tc>
+        <w:tc>
+          <w:tcPr>
+            <w:tcW w:type="dxa" w:w="1440"/>
+          </w:tcPr>
+          <w:p>
+            <w:r>
+              <w:rPr>
+                <w:rFonts w:ascii="Times New Roman" w:hAnsi="Times New Roman"/>
+                <w:b w:val="0"/>
+                <w:i w:val="0"/>
+                <w:sz w:val="22"/>
+              </w:rPr>
+              <w:t>Mã nguồn server_side/src/ (auth, users, enrollments, attendance, subject-classes, semesters, dashboard…); server_side/prisma/schema.prisma; bộ kiểm thử npm test</w:t>
+            </w:r>
+          </w:p>
+        </w:tc>
+      </w:tr>
+      <w:tr>
+        <w:tc>
+          <w:tcPr>
+            <w:tcW w:type="dxa" w:w="504"/>
+          </w:tcPr>
+          <w:p>
+            <w:r>
+              <w:rPr>
+                <w:rFonts w:ascii="Times New Roman" w:hAnsi="Times New Roman"/>
+                <w:b w:val="0"/>
+                <w:i w:val="0"/>
+                <w:sz w:val="22"/>
+              </w:rPr>
+              <w:t>2</w:t>
+            </w:r>
+          </w:p>
+        </w:tc>
+        <w:tc>
+          <w:tcPr>
+            <w:tcW w:type="dxa" w:w="1368"/>
+          </w:tcPr>
+          <w:p>
+            <w:r>
+              <w:rPr>
+                <w:rFonts w:ascii="Times New Roman" w:hAnsi="Times New Roman"/>
+                <w:b w:val="0"/>
+                <w:i w:val="0"/>
+                <w:sz w:val="22"/>
+              </w:rPr>
+              <w:t>Nguyễn Tuấn Anh</w:t>
+            </w:r>
+          </w:p>
+        </w:tc>
+        <w:tc>
+          <w:tcPr>
+            <w:tcW w:type="dxa" w:w="1224"/>
+          </w:tcPr>
+          <w:p>
+            <w:r>
+              <w:rPr>
+                <w:rFonts w:ascii="Times New Roman" w:hAnsi="Times New Roman"/>
+                <w:b w:val="0"/>
+                <w:i w:val="0"/>
+                <w:sz w:val="22"/>
+              </w:rPr>
+              <w:t>Thành viên / Lập trình Frontend</w:t>
+            </w:r>
+          </w:p>
+        </w:tc>
+        <w:tc>
+          <w:tcPr>
+            <w:tcW w:type="dxa" w:w="3528"/>
+          </w:tcPr>
+          <w:p>
+            <w:r>
+              <w:rPr>
+                <w:rFonts w:ascii="Times New Roman" w:hAnsi="Times New Roman"/>
+                <w:b w:val="0"/>
+                <w:i w:val="0"/>
+                <w:sz w:val="22"/>
+              </w:rPr>
+              <w:t>Đặc tả use case nhóm xác thực và quản trị tài khoản, danh mục (UC#01–UC#13, mục 3.4); lập trình phân hệ dùng chung: màn hình đăng nhập tích hợp quên mật khẩu OTP, trang hồ sơ cá nhân, khung giao diện chung Sidebar / Topbar (mục 4.1); toàn bộ phân hệ Quản trị viên: dashboard thống kê, quản lý Sinh viên / Giảng viên, nhập hàng loạt CSV / Excel có bản xem trước, quản lý danh mục, lớp học phần – học kỳ, xuất danh sách (mục 4.2); bộ chặn axios tự làm mới token</w:t>
+            </w:r>
+          </w:p>
+        </w:tc>
+        <w:tc>
+          <w:tcPr>
+            <w:tcW w:type="dxa" w:w="1008"/>
+          </w:tcPr>
+          <w:p>
+            <w:r>
+              <w:rPr>
+                <w:rFonts w:ascii="Times New Roman" w:hAnsi="Times New Roman"/>
+                <w:b w:val="0"/>
+                <w:i w:val="0"/>
+                <w:sz w:val="22"/>
+              </w:rPr>
+              <w:t>100%</w:t>
+            </w:r>
+          </w:p>
+        </w:tc>
+        <w:tc>
+          <w:tcPr>
+            <w:tcW w:type="dxa" w:w="1440"/>
+          </w:tcPr>
+          <w:p>
+            <w:r>
+              <w:rPr>
+                <w:rFonts w:ascii="Times New Roman" w:hAnsi="Times New Roman"/>
+                <w:b w:val="0"/>
+                <w:i w:val="0"/>
+                <w:sz w:val="22"/>
+              </w:rPr>
+              <w:t>Mã nguồn client_side/src/pages/admin/, pages/login/, components/BulkImportDrawer.jsx, config/axiosClient.js; ảnh màn hình mục 4.1 – 4.2</w:t>
+            </w:r>
+          </w:p>
+        </w:tc>
+      </w:tr>
+      <w:tr>
+        <w:tc>
+          <w:tcPr>
+            <w:tcW w:type="dxa" w:w="504"/>
+          </w:tcPr>
+          <w:p>
+            <w:r>
+              <w:rPr>
+                <w:rFonts w:ascii="Times New Roman" w:hAnsi="Times New Roman"/>
+                <w:b w:val="0"/>
+                <w:i w:val="0"/>
+                <w:sz w:val="22"/>
+              </w:rPr>
+              <w:t>3</w:t>
+            </w:r>
+          </w:p>
+        </w:tc>
+        <w:tc>
+          <w:tcPr>
+            <w:tcW w:type="dxa" w:w="1368"/>
+          </w:tcPr>
+          <w:p>
+            <w:r>
+              <w:rPr>
+                <w:rFonts w:ascii="Times New Roman" w:hAnsi="Times New Roman"/>
+                <w:b w:val="0"/>
+                <w:i w:val="0"/>
+                <w:sz w:val="22"/>
+              </w:rPr>
+              <w:t>Nguyễn Lê Minh Quân</w:t>
+            </w:r>
+          </w:p>
+        </w:tc>
+        <w:tc>
+          <w:tcPr>
+            <w:tcW w:type="dxa" w:w="1224"/>
+          </w:tcPr>
+          <w:p>
+            <w:r>
+              <w:rPr>
+                <w:rFonts w:ascii="Times New Roman" w:hAnsi="Times New Roman"/>
+                <w:b w:val="0"/>
+                <w:i w:val="0"/>
+                <w:sz w:val="22"/>
+              </w:rPr>
+              <w:t>Thành viên / Lập trình Frontend</w:t>
+            </w:r>
+          </w:p>
+        </w:tc>
+        <w:tc>
+          <w:tcPr>
+            <w:tcW w:type="dxa" w:w="3528"/>
+          </w:tcPr>
+          <w:p>
+            <w:r>
+              <w:rPr>
+                <w:rFonts w:ascii="Times New Roman" w:hAnsi="Times New Roman"/>
+                <w:b w:val="0"/>
+                <w:i w:val="0"/>
+                <w:sz w:val="22"/>
+              </w:rPr>
+              <w:t>Đặc tả use case nhóm nghiệp vụ Giảng viên / Sinh viên (UC#14–UC#21, mục 3.4); lập trình toàn bộ phân hệ Giảng viên: dashboard, lớp của tôi, điểm danh, nhập điểm / khóa điểm, lịch dạy (mục 4.3); toàn bộ phân hệ Sinh viên: dashboard GPA, đăng ký học phần có cảnh báo trùng lịch, môn của tôi / lịch học, bảng điểm (mục 4.4); bộ biểu đồ thống kê SVG thuần dùng chung; hỗ trợ hai ngôn ngữ và hai chế độ giao diện; kịch bản kiểm thử hồi quy đầu-cuối phía client</w:t>
+            </w:r>
+          </w:p>
+        </w:tc>
+        <w:tc>
+          <w:tcPr>
+            <w:tcW w:type="dxa" w:w="1008"/>
+          </w:tcPr>
+          <w:p>
+            <w:r>
+              <w:rPr>
+                <w:rFonts w:ascii="Times New Roman" w:hAnsi="Times New Roman"/>
+                <w:b w:val="0"/>
+                <w:i w:val="0"/>
+                <w:sz w:val="22"/>
+              </w:rPr>
+              <w:t>100%</w:t>
+            </w:r>
+          </w:p>
+        </w:tc>
+        <w:tc>
+          <w:tcPr>
+            <w:tcW w:type="dxa" w:w="1440"/>
+          </w:tcPr>
+          <w:p>
+            <w:r>
+              <w:rPr>
+                <w:rFonts w:ascii="Times New Roman" w:hAnsi="Times New Roman"/>
+                <w:b w:val="0"/>
+                <w:i w:val="0"/>
+                <w:sz w:val="22"/>
+              </w:rPr>
+              <w:t>Mã nguồn client_side/src/pages/teacher/, pages/student/, components/charts.jsx, utils/schedule.js; ảnh màn hình mục 4.3 – 4.4; bộ kiểm thử tests/e2e.regression.mjs</w:t>
+            </w:r>
+          </w:p>
+        </w:tc>
+      </w:tr>
+    </w:tbl>
+    <w:p>
+      <w:pPr>
+        <w:pStyle w:val="Heading1"/>
+      </w:pPr>
+      <w:r>
+        <w:rPr>
+          <w:rFonts w:ascii="Times New Roman" w:hAnsi="Times New Roman"/>
+          <w:b/>
+          <w:color w:val="1F3B63"/>
+          <w:sz w:val="34"/>
+        </w:rPr>
+        <w:t>PHỤ LỤC. BÁO CÁO TÓM TẮT CÁ NHÂN</w:t>
+      </w:r>
+    </w:p>
+    <w:p>
+      <w:pPr/>
+      <w:r>
+        <w:rPr>
+          <w:rFonts w:ascii="Times New Roman" w:hAnsi="Times New Roman"/>
+          <w:b w:val="0"/>
+          <w:i w:val="0"/>
+          <w:sz w:val="26"/>
+        </w:rPr>
+        <w:t>Để đảm bảo công bằng trong việc đánh giá và chấm điểm, mỗi thành viên trong nhóm viết riêng một báo cáo tóm tắt cá nhân dưới đây, trình bày phần việc bản thân trực tiếp thực hiện, các khó khăn kỹ thuật đã gặp cùng phương pháp tự khắc phục, và minh chứng cá nhân kèm theo.</w:t>
+      </w:r>
+    </w:p>
+    <w:p>
+      <w:pPr>
+        <w:pStyle w:val="Heading2"/>
+      </w:pPr>
+      <w:r>
+        <w:rPr>
+          <w:rFonts w:ascii="Times New Roman" w:hAnsi="Times New Roman"/>
+          <w:b/>
+          <w:color w:val="1F3B63"/>
+          <w:sz w:val="29"/>
+        </w:rPr>
+        <w:t>Phụ lục A. Báo cáo cá nhân — Lê Anh Duy</w:t>
+      </w:r>
+    </w:p>
+    <w:p>
+      <w:pPr/>
+      <w:r>
+        <w:rPr>
+          <w:rFonts w:ascii="Times New Roman" w:hAnsi="Times New Roman"/>
+          <w:b/>
+          <w:i w:val="0"/>
+          <w:sz w:val="26"/>
+        </w:rPr>
+        <w:t>Họ tên sinh viên:</w:t>
+      </w:r>
+      <w:r>
+        <w:rPr>
+          <w:rFonts w:ascii="Times New Roman" w:hAnsi="Times New Roman"/>
+          <w:b w:val="0"/>
+          <w:i w:val="0"/>
+          <w:sz w:val="26"/>
+        </w:rPr>
+        <w:t xml:space="preserve"> Lê Anh Duy — </w:t>
+      </w:r>
+      <w:r>
+        <w:rPr>
+          <w:rFonts w:ascii="Times New Roman" w:hAnsi="Times New Roman"/>
+          <w:b/>
+          <w:i w:val="0"/>
+          <w:sz w:val="26"/>
+        </w:rPr>
+        <w:t>Mã SV:</w:t>
+      </w:r>
+      <w:r>
+        <w:rPr>
+          <w:rFonts w:ascii="Times New Roman" w:hAnsi="Times New Roman"/>
+          <w:b w:val="0"/>
+          <w:i w:val="0"/>
+          <w:sz w:val="26"/>
+        </w:rPr>
+        <w:t xml:space="preserve"> ................ — </w:t>
+      </w:r>
+      <w:r>
+        <w:rPr>
+          <w:rFonts w:ascii="Times New Roman" w:hAnsi="Times New Roman"/>
+          <w:b/>
+          <w:i w:val="0"/>
+          <w:sz w:val="26"/>
+        </w:rPr>
+        <w:t>Lớp:</w:t>
+      </w:r>
+      <w:r>
+        <w:rPr>
+          <w:rFonts w:ascii="Times New Roman" w:hAnsi="Times New Roman"/>
+          <w:b w:val="0"/>
+          <w:i w:val="0"/>
+          <w:sz w:val="26"/>
+        </w:rPr>
+        <w:t xml:space="preserve"> ................</w:t>
+      </w:r>
+    </w:p>
+    <w:p>
+      <w:pPr/>
+      <w:r>
+        <w:rPr>
+          <w:rFonts w:ascii="Times New Roman" w:hAnsi="Times New Roman"/>
+          <w:b/>
+          <w:i w:val="0"/>
+          <w:sz w:val="26"/>
+        </w:rPr>
+        <w:t>1. Tự đánh giá (phần việc trực tiếp thực hiện):</w:t>
+      </w:r>
+    </w:p>
+    <w:p>
+      <w:pPr/>
+      <w:r>
+        <w:rPr>
+          <w:rFonts w:ascii="Times New Roman" w:hAnsi="Times New Roman"/>
+          <w:b w:val="0"/>
+          <w:i w:val="0"/>
+          <w:sz w:val="26"/>
+        </w:rPr>
+        <w:t xml:space="preserve">Tôi phụ trách </w:t>
+      </w:r>
+      <w:r>
+        <w:rPr>
+          <w:rFonts w:ascii="Times New Roman" w:hAnsi="Times New Roman"/>
+          <w:b/>
+          <w:i w:val="0"/>
+          <w:sz w:val="26"/>
+        </w:rPr>
+        <w:t>toàn bộ phần backend</w:t>
+      </w:r>
+      <w:r>
+        <w:rPr>
+          <w:rFonts w:ascii="Times New Roman" w:hAnsi="Times New Roman"/>
+          <w:b w:val="0"/>
+          <w:i w:val="0"/>
+          <w:sz w:val="26"/>
+        </w:rPr>
+        <w:t xml:space="preserve"> của hệ thống, cụ thể:</w:t>
+      </w:r>
+    </w:p>
+    <w:p>
+      <w:pPr/>
+      <w:r>
+        <w:rPr>
+          <w:rFonts w:ascii="Times New Roman" w:hAnsi="Times New Roman"/>
+          <w:sz w:val="26"/>
+        </w:rPr>
+        <w:t xml:space="preserve">•  </w:t>
+      </w:r>
+      <w:r>
+        <w:rPr>
+          <w:rFonts w:ascii="Times New Roman" w:hAnsi="Times New Roman"/>
+          <w:b w:val="0"/>
+          <w:i w:val="0"/>
+          <w:sz w:val="26"/>
+        </w:rPr>
+        <w:t>Thiết kế lược đồ cơ sở dữ liệu PostgreSQL bằng Prisma (mục 3.5): các bảng người dùng, cặp khóa RSA, OTP, danh mục Khoa / Ngành / Lớp / Môn học, lớp học phần, học kỳ, đăng ký, điểm danh, cùng các ràng buộc duy nhất chống ghi trùng.</w:t>
+      </w:r>
+    </w:p>
+    <w:p>
+      <w:pPr/>
+      <w:r>
+        <w:rPr>
+          <w:rFonts w:ascii="Times New Roman" w:hAnsi="Times New Roman"/>
+          <w:sz w:val="26"/>
+        </w:rPr>
+        <w:t xml:space="preserve">•  </w:t>
+      </w:r>
+      <w:r>
+        <w:rPr>
+          <w:rFonts w:ascii="Times New Roman" w:hAnsi="Times New Roman"/>
+          <w:b w:val="0"/>
+          <w:i w:val="0"/>
+          <w:sz w:val="26"/>
+        </w:rPr>
+        <w:t>Lập trình toàn bộ các module NestJS: auth (đăng nhập, làm mới token, quên mật khẩu OTP), users (tạo tài khoản tự sinh mã, nhập hàng loạt, khóa / mở khóa, xóa), departments / branches / classes / subjects (danh mục), subject-classes / semesters (mở lớp kèm lịch học trong tuần, kiểm tra trùng lịch dạy), enrollments (đăng ký có kiểm soát sĩ số và chống trùng lịch học), attendance (điểm danh), nhập điểm – khóa điểm – tính GPA, dashboard (thống kê ba vai trò) và email (gửi thông tin tài khoản, OTP qua SMTP).</w:t>
+      </w:r>
+    </w:p>
+    <w:p>
+      <w:pPr/>
+      <w:r>
+        <w:rPr>
+          <w:rFonts w:ascii="Times New Roman" w:hAnsi="Times New Roman"/>
+          <w:sz w:val="26"/>
+        </w:rPr>
+        <w:t xml:space="preserve">•  </w:t>
+      </w:r>
+      <w:r>
+        <w:rPr>
+          <w:rFonts w:ascii="Times New Roman" w:hAnsi="Times New Roman"/>
+          <w:b w:val="0"/>
+          <w:i w:val="0"/>
+          <w:sz w:val="26"/>
+        </w:rPr>
+        <w:t>Xây dựng cơ chế xác thực JWT RS256 với cặp khóa RSA-2048 riêng cho từng người dùng, token đặt trong cookie httpOnly, thu hồi phiên tức thời khi đổi mật khẩu / khóa tài khoản.</w:t>
+      </w:r>
+    </w:p>
+    <w:p>
+      <w:pPr/>
+      <w:r>
+        <w:rPr>
+          <w:rFonts w:ascii="Times New Roman" w:hAnsi="Times New Roman"/>
+          <w:sz w:val="26"/>
+        </w:rPr>
+        <w:t xml:space="preserve">•  </w:t>
+      </w:r>
+      <w:r>
+        <w:rPr>
+          <w:rFonts w:ascii="Times New Roman" w:hAnsi="Times New Roman"/>
+          <w:b w:val="0"/>
+          <w:i w:val="0"/>
+          <w:sz w:val="26"/>
+        </w:rPr>
+        <w:t>Viết dữ liệu mẫu (seed), bộ kiểm thử đơn vị Jest cho tầng service và kịch bản kiểm thử API đầu-cuối cho nghiệp vụ lịch học (mục 4.6).</w:t>
+      </w:r>
+    </w:p>
+    <w:p>
+      <w:pPr/>
+      <w:r>
+        <w:rPr>
+          <w:rFonts w:ascii="Times New Roman" w:hAnsi="Times New Roman"/>
+          <w:b/>
+          <w:i w:val="0"/>
+          <w:sz w:val="26"/>
+        </w:rPr>
+        <w:t>2. Khó khăn và giải quyết vấn đề:</w:t>
+      </w:r>
+    </w:p>
+    <w:p>
+      <w:pPr/>
+      <w:r>
+        <w:rPr>
+          <w:rFonts w:ascii="Times New Roman" w:hAnsi="Times New Roman"/>
+          <w:sz w:val="26"/>
+        </w:rPr>
+        <w:t xml:space="preserve">•  </w:t>
+      </w:r>
+      <w:r>
+        <w:rPr>
+          <w:rFonts w:ascii="Times New Roman" w:hAnsi="Times New Roman"/>
+          <w:b w:val="0"/>
+          <w:i/>
+          <w:sz w:val="26"/>
+        </w:rPr>
+        <w:t>Khó khăn 1 — xác thực bằng khóa RSA riêng từng người dùng:</w:t>
+      </w:r>
+      <w:r>
+        <w:rPr>
+          <w:rFonts w:ascii="Times New Roman" w:hAnsi="Times New Roman"/>
+          <w:b w:val="0"/>
+          <w:i w:val="0"/>
+          <w:sz w:val="26"/>
+        </w:rPr>
+        <w:t xml:space="preserve"> khác với JWT khóa chung, mỗi request phải tìm đúng khóa công khai trong CSDL để xác minh chữ ký, đồng thời phải thu hồi được phiên ngay lập tức khi người dùng đổi mật khẩu hoặc bị khóa tài khoản. Ban đầu tôi gặp lỗi token vẫn hợp lệ sau khi đổi mật khẩu. </w:t>
+      </w:r>
+      <w:r>
+        <w:rPr>
+          <w:rFonts w:ascii="Times New Roman" w:hAnsi="Times New Roman"/>
+          <w:b/>
+          <w:i w:val="0"/>
+          <w:sz w:val="26"/>
+        </w:rPr>
+        <w:t>Cách khắc phục:</w:t>
+      </w:r>
+      <w:r>
+        <w:rPr>
+          <w:rFonts w:ascii="Times New Roman" w:hAnsi="Times New Roman"/>
+          <w:b w:val="0"/>
+          <w:i w:val="0"/>
+          <w:sz w:val="26"/>
+        </w:rPr>
+        <w:t xml:space="preserve"> thiết kế bảng api_keys quan hệ 1-1 với người dùng; mọi lần đăng nhập đều xóa cặp khóa cũ và sinh cặp khóa mới, nhờ đó chỉ cần xóa bản ghi api_keys là toàn bộ token cũ (kể cả refresh token) mất hiệu lực tức thời; các luồng đăng xuất, đổi mật khẩu, đặt lại mật khẩu đều gọi chung thao tác xóa này.</w:t>
+      </w:r>
+    </w:p>
+    <w:p>
+      <w:pPr/>
+      <w:r>
+        <w:rPr>
+          <w:rFonts w:ascii="Times New Roman" w:hAnsi="Times New Roman"/>
+          <w:sz w:val="26"/>
+        </w:rPr>
+        <w:t xml:space="preserve">•  </w:t>
+      </w:r>
+      <w:r>
+        <w:rPr>
+          <w:rFonts w:ascii="Times New Roman" w:hAnsi="Times New Roman"/>
+          <w:b w:val="0"/>
+          <w:i/>
+          <w:sz w:val="26"/>
+        </w:rPr>
+        <w:t>Khó khăn 2 — chống ghi trùng khi thao tác đồng thời:</w:t>
+      </w:r>
+      <w:r>
+        <w:rPr>
+          <w:rFonts w:ascii="Times New Roman" w:hAnsi="Times New Roman"/>
+          <w:b w:val="0"/>
+          <w:i w:val="0"/>
+          <w:sz w:val="26"/>
+        </w:rPr>
+        <w:t xml:space="preserve"> khi hai sinh viên cùng bấm đăng ký chỗ cuối của một lớp, hoặc giảng viên điểm danh lại cùng một buổi, kiểm tra bằng câu lệnh đọc-rồi-ghi thông thường vẫn tạo bản ghi trùng. </w:t>
+      </w:r>
+      <w:r>
+        <w:rPr>
+          <w:rFonts w:ascii="Times New Roman" w:hAnsi="Times New Roman"/>
+          <w:b/>
+          <w:i w:val="0"/>
+          <w:sz w:val="26"/>
+        </w:rPr>
+        <w:t>Cách khắc phục:</w:t>
+      </w:r>
+      <w:r>
+        <w:rPr>
+          <w:rFonts w:ascii="Times New Roman" w:hAnsi="Times New Roman"/>
+          <w:b w:val="0"/>
+          <w:i w:val="0"/>
+          <w:sz w:val="26"/>
+        </w:rPr>
+        <w:t xml:space="preserve"> đặt ràng buộc duy nhất ngay ở tầng CSDL (cặp sinh viên – lớp học phần, cặp buổi – sinh viên), gói thao tác kiểm tra sĩ số và ghi đăng ký trong transaction, bắt mã lỗi vi phạm ràng buộc của Prisma để trả về thông báo nghiệp vụ rõ ràng (409) thay vì lỗi hệ thống.</w:t>
+      </w:r>
+    </w:p>
+    <w:p>
+      <w:pPr/>
+      <w:r>
+        <w:rPr>
+          <w:rFonts w:ascii="Times New Roman" w:hAnsi="Times New Roman"/>
+          <w:b/>
+          <w:i w:val="0"/>
+          <w:sz w:val="26"/>
+        </w:rPr>
+        <w:t>3. Minh chứng cá nhân</w:t>
+      </w:r>
+      <w:r>
+        <w:rPr>
+          <w:rFonts w:ascii="Times New Roman" w:hAnsi="Times New Roman"/>
+          <w:b w:val="0"/>
+          <w:i w:val="0"/>
+          <w:sz w:val="26"/>
+        </w:rPr>
+        <w:t xml:space="preserve"> </w:t>
+      </w:r>
+      <w:r>
+        <w:rPr>
+          <w:rFonts w:ascii="Times New Roman" w:hAnsi="Times New Roman"/>
+          <w:b w:val="0"/>
+          <w:i/>
+          <w:sz w:val="26"/>
+        </w:rPr>
+        <w:t>(chèn ảnh chụp màn hình các đoạn mã sau khi in báo cáo)</w:t>
+      </w:r>
+      <w:r>
+        <w:rPr>
+          <w:rFonts w:ascii="Times New Roman" w:hAnsi="Times New Roman"/>
+          <w:b w:val="0"/>
+          <w:i w:val="0"/>
+          <w:sz w:val="26"/>
+        </w:rPr>
+        <w:t>:</w:t>
+      </w:r>
+    </w:p>
+    <w:p>
+      <w:pPr/>
+      <w:r>
+        <w:rPr>
+          <w:rFonts w:ascii="Times New Roman" w:hAnsi="Times New Roman"/>
+          <w:sz w:val="26"/>
+        </w:rPr>
+        <w:t xml:space="preserve">•  </w:t>
+      </w:r>
+      <w:r>
+        <w:rPr>
+          <w:rFonts w:ascii="Times New Roman" w:hAnsi="Times New Roman"/>
+          <w:b w:val="0"/>
+          <w:i w:val="0"/>
+          <w:sz w:val="26"/>
+        </w:rPr>
+        <w:t>Đoạn mã sinh cặp khóa RSA và ký token khi đăng nhập, thu hồi phiên khi đặt lại mật khẩu: server_side/src/auth/auth.service.ts.</w:t>
+      </w:r>
+    </w:p>
+    <w:p>
+      <w:pPr/>
+      <w:r>
+        <w:rPr>
+          <w:rFonts w:ascii="Times New Roman" w:hAnsi="Times New Roman"/>
+          <w:sz w:val="26"/>
+        </w:rPr>
+        <w:t xml:space="preserve">•  </w:t>
+      </w:r>
+      <w:r>
+        <w:rPr>
+          <w:rFonts w:ascii="Times New Roman" w:hAnsi="Times New Roman"/>
+          <w:b w:val="0"/>
+          <w:i w:val="0"/>
+          <w:sz w:val="26"/>
+        </w:rPr>
+        <w:t>Lược đồ CSDL với các ràng buộc duy nhất: server_side/prisma/schema.prisma.</w:t>
+      </w:r>
+    </w:p>
+    <w:p>
+      <w:pPr/>
+      <w:r>
+        <w:rPr>
+          <w:rFonts w:ascii="Times New Roman" w:hAnsi="Times New Roman"/>
+          <w:sz w:val="26"/>
+        </w:rPr>
+        <w:t xml:space="preserve">•  </w:t>
+      </w:r>
+      <w:r>
+        <w:rPr>
+          <w:rFonts w:ascii="Times New Roman" w:hAnsi="Times New Roman"/>
+          <w:b w:val="0"/>
+          <w:i w:val="0"/>
+          <w:sz w:val="26"/>
+        </w:rPr>
+        <w:t>Kết quả chạy bộ kiểm thử đơn vị (npm test) và kiểm thử API đầu-cuối nghiệp vụ lịch học.</w:t>
+      </w:r>
+    </w:p>
+    <w:p>
+      <w:pPr>
+        <w:pStyle w:val="Heading2"/>
+      </w:pPr>
+      <w:r>
+        <w:rPr>
+          <w:rFonts w:ascii="Times New Roman" w:hAnsi="Times New Roman"/>
+          <w:b/>
+          <w:color w:val="1F3B63"/>
+          <w:sz w:val="29"/>
+        </w:rPr>
+        <w:t>Phụ lục B. Báo cáo cá nhân — Nguyễn Tuấn Anh</w:t>
+      </w:r>
+    </w:p>
+    <w:p>
+      <w:pPr/>
+      <w:r>
+        <w:rPr>
+          <w:rFonts w:ascii="Times New Roman" w:hAnsi="Times New Roman"/>
+          <w:b/>
+          <w:i w:val="0"/>
+          <w:sz w:val="26"/>
+        </w:rPr>
+        <w:t>Họ tên sinh viên:</w:t>
+      </w:r>
+      <w:r>
+        <w:rPr>
+          <w:rFonts w:ascii="Times New Roman" w:hAnsi="Times New Roman"/>
+          <w:b w:val="0"/>
+          <w:i w:val="0"/>
+          <w:sz w:val="26"/>
+        </w:rPr>
+        <w:t xml:space="preserve"> Nguyễn Tuấn Anh — </w:t>
+      </w:r>
+      <w:r>
+        <w:rPr>
+          <w:rFonts w:ascii="Times New Roman" w:hAnsi="Times New Roman"/>
+          <w:b/>
+          <w:i w:val="0"/>
+          <w:sz w:val="26"/>
+        </w:rPr>
+        <w:t>Mã SV:</w:t>
+      </w:r>
+      <w:r>
+        <w:rPr>
+          <w:rFonts w:ascii="Times New Roman" w:hAnsi="Times New Roman"/>
+          <w:b w:val="0"/>
+          <w:i w:val="0"/>
+          <w:sz w:val="26"/>
+        </w:rPr>
+        <w:t xml:space="preserve"> ................ — </w:t>
+      </w:r>
+      <w:r>
+        <w:rPr>
+          <w:rFonts w:ascii="Times New Roman" w:hAnsi="Times New Roman"/>
+          <w:b/>
+          <w:i w:val="0"/>
+          <w:sz w:val="26"/>
+        </w:rPr>
+        <w:t>Lớp:</w:t>
+      </w:r>
+      <w:r>
+        <w:rPr>
+          <w:rFonts w:ascii="Times New Roman" w:hAnsi="Times New Roman"/>
+          <w:b w:val="0"/>
+          <w:i w:val="0"/>
+          <w:sz w:val="26"/>
+        </w:rPr>
+        <w:t xml:space="preserve"> ................</w:t>
+      </w:r>
+    </w:p>
+    <w:p>
+      <w:pPr/>
+      <w:r>
+        <w:rPr>
+          <w:rFonts w:ascii="Times New Roman" w:hAnsi="Times New Roman"/>
+          <w:b/>
+          <w:i w:val="0"/>
+          <w:sz w:val="26"/>
+        </w:rPr>
+        <w:t>1. Tự đánh giá (phần việc trực tiếp thực hiện):</w:t>
+      </w:r>
+    </w:p>
+    <w:p>
+      <w:pPr/>
+      <w:r>
+        <w:rPr>
+          <w:rFonts w:ascii="Times New Roman" w:hAnsi="Times New Roman"/>
+          <w:b w:val="0"/>
+          <w:i w:val="0"/>
+          <w:sz w:val="26"/>
+        </w:rPr>
+        <w:t xml:space="preserve">Tôi phụ trách phần frontend gồm </w:t>
+      </w:r>
+      <w:r>
+        <w:rPr>
+          <w:rFonts w:ascii="Times New Roman" w:hAnsi="Times New Roman"/>
+          <w:b/>
+          <w:i w:val="0"/>
+          <w:sz w:val="26"/>
+        </w:rPr>
+        <w:t>phân hệ dùng chung và toàn bộ phân hệ Quản trị viên</w:t>
+      </w:r>
+      <w:r>
+        <w:rPr>
+          <w:rFonts w:ascii="Times New Roman" w:hAnsi="Times New Roman"/>
+          <w:b w:val="0"/>
+          <w:i w:val="0"/>
+          <w:sz w:val="26"/>
+        </w:rPr>
+        <w:t>, cụ thể:</w:t>
+      </w:r>
+    </w:p>
+    <w:p>
+      <w:pPr/>
+      <w:r>
+        <w:rPr>
+          <w:rFonts w:ascii="Times New Roman" w:hAnsi="Times New Roman"/>
+          <w:sz w:val="26"/>
+        </w:rPr>
+        <w:t xml:space="preserve">•  </w:t>
+      </w:r>
+      <w:r>
+        <w:rPr>
+          <w:rFonts w:ascii="Times New Roman" w:hAnsi="Times New Roman"/>
+          <w:b w:val="0"/>
+          <w:i w:val="0"/>
+          <w:sz w:val="26"/>
+        </w:rPr>
+        <w:t>Màn hình đăng nhập tích hợp trọn luồng quên mật khẩu ba bước (nhập mã tài khoản → xác minh OTP → đặt mật khẩu mới), kiểm tra điều kiện mật khẩu hiển thị trực quan theo bộ quy tắc dùng chung; trang hồ sơ cá nhân và đổi mật khẩu (mục 4.1).</w:t>
+      </w:r>
+    </w:p>
+    <w:p>
+      <w:pPr/>
+      <w:r>
+        <w:rPr>
+          <w:rFonts w:ascii="Times New Roman" w:hAnsi="Times New Roman"/>
+          <w:sz w:val="26"/>
+        </w:rPr>
+        <w:t xml:space="preserve">•  </w:t>
+      </w:r>
+      <w:r>
+        <w:rPr>
+          <w:rFonts w:ascii="Times New Roman" w:hAnsi="Times New Roman"/>
+          <w:b w:val="0"/>
+          <w:i w:val="0"/>
+          <w:sz w:val="26"/>
+        </w:rPr>
+        <w:t>Khung giao diện chung của toàn hệ thống: Sidebar / Topbar, điều hướng theo vai trò, phiên đăng nhập tự khôi phục khi tải lại trang (AuthContext) và bộ chặn axios tự làm mới token khi hết hạn.</w:t>
+      </w:r>
+    </w:p>
+    <w:p>
+      <w:pPr/>
+      <w:r>
+        <w:rPr>
+          <w:rFonts w:ascii="Times New Roman" w:hAnsi="Times New Roman"/>
+          <w:sz w:val="26"/>
+        </w:rPr>
+        <w:t xml:space="preserve">•  </w:t>
+      </w:r>
+      <w:r>
+        <w:rPr>
+          <w:rFonts w:ascii="Times New Roman" w:hAnsi="Times New Roman"/>
+          <w:b w:val="0"/>
+          <w:i w:val="0"/>
+          <w:sz w:val="26"/>
+        </w:rPr>
+        <w:t>Toàn bộ phân hệ Quản trị viên (mục 4.2): dashboard thống kê; quản lý Sinh viên / Giảng viên với tự sinh mã kế tiếp; nhập hàng loạt từ CSV / Excel có bản xem trước phân biệt dòng hợp lệ / dòng lỗi; quản lý danh mục Khoa → Ngành → Lớp / Môn học; quản lý lớp học phần – học kỳ với nút chọn ngày học trong tuần (T2 → CN) và khung giờ; xuất danh sách ra CSV / Excel.</w:t>
+      </w:r>
+    </w:p>
+    <w:p>
+      <w:pPr/>
+      <w:r>
+        <w:rPr>
+          <w:rFonts w:ascii="Times New Roman" w:hAnsi="Times New Roman"/>
+          <w:b/>
+          <w:i w:val="0"/>
+          <w:sz w:val="26"/>
+        </w:rPr>
+        <w:t>2. Khó khăn và giải quyết vấn đề:</w:t>
+      </w:r>
+    </w:p>
+    <w:p>
+      <w:pPr/>
+      <w:r>
+        <w:rPr>
+          <w:rFonts w:ascii="Times New Roman" w:hAnsi="Times New Roman"/>
+          <w:sz w:val="26"/>
+        </w:rPr>
+        <w:t xml:space="preserve">•  </w:t>
+      </w:r>
+      <w:r>
+        <w:rPr>
+          <w:rFonts w:ascii="Times New Roman" w:hAnsi="Times New Roman"/>
+          <w:b w:val="0"/>
+          <w:i/>
+          <w:sz w:val="26"/>
+        </w:rPr>
+        <w:t>Khó khăn 1 — vòng lặp vô hạn khi tự làm mới token:</w:t>
+      </w:r>
+      <w:r>
+        <w:rPr>
+          <w:rFonts w:ascii="Times New Roman" w:hAnsi="Times New Roman"/>
+          <w:b w:val="0"/>
+          <w:i w:val="0"/>
+          <w:sz w:val="26"/>
+        </w:rPr>
+        <w:t xml:space="preserve"> bộ chặn axios bắt lỗi 401 để gọi làm mới token rồi gửi lại request, nhưng khi chính refresh token cũng hết hạn thì request làm mới lại trả 401 và bị chính bộ chặn bắt tiếp, tạo vòng lặp gọi API vô hạn làm treo trình duyệt. </w:t>
+      </w:r>
+      <w:r>
+        <w:rPr>
+          <w:rFonts w:ascii="Times New Roman" w:hAnsi="Times New Roman"/>
+          <w:b/>
+          <w:i w:val="0"/>
+          <w:sz w:val="26"/>
+        </w:rPr>
+        <w:t>Cách khắc phục:</w:t>
+      </w:r>
+      <w:r>
+        <w:rPr>
+          <w:rFonts w:ascii="Times New Roman" w:hAnsi="Times New Roman"/>
+          <w:b w:val="0"/>
+          <w:i w:val="0"/>
+          <w:sz w:val="26"/>
+        </w:rPr>
+        <w:t xml:space="preserve"> đánh dấu mỗi request chỉ được thử lại một lần, tách lời gọi làm mới token sang một client axios riêng không gắn bộ chặn, và khi làm mới thất bại thì chủ động xóa trạng thái đăng nhập và đưa người dùng về màn hình đăng nhập.</w:t>
+      </w:r>
+    </w:p>
+    <w:p>
+      <w:pPr/>
+      <w:r>
+        <w:rPr>
+          <w:rFonts w:ascii="Times New Roman" w:hAnsi="Times New Roman"/>
+          <w:sz w:val="26"/>
+        </w:rPr>
+        <w:t xml:space="preserve">•  </w:t>
+      </w:r>
+      <w:r>
+        <w:rPr>
+          <w:rFonts w:ascii="Times New Roman" w:hAnsi="Times New Roman"/>
+          <w:b w:val="0"/>
+          <w:i/>
+          <w:sz w:val="26"/>
+        </w:rPr>
+        <w:t>Khó khăn 2 — nhập hàng loạt file CSV / Excel tiếng Việt:</w:t>
+      </w:r>
+      <w:r>
+        <w:rPr>
+          <w:rFonts w:ascii="Times New Roman" w:hAnsi="Times New Roman"/>
+          <w:b w:val="0"/>
+          <w:i w:val="0"/>
+          <w:sz w:val="26"/>
+        </w:rPr>
+        <w:t xml:space="preserve"> file do người dùng tự soạn có đủ kiểu lỗi: sai font tiếng Việt do thiếu BOM UTF-8, thiếu cột, ngày sinh sai định dạng, email trùng — nếu gửi thẳng lên server thì một dòng lỗi làm hỏng cả đợt nhập. </w:t>
+      </w:r>
+      <w:r>
+        <w:rPr>
+          <w:rFonts w:ascii="Times New Roman" w:hAnsi="Times New Roman"/>
+          <w:b/>
+          <w:i w:val="0"/>
+          <w:sz w:val="26"/>
+        </w:rPr>
+        <w:t>Cách khắc phục:</w:t>
+      </w:r>
+      <w:r>
+        <w:rPr>
+          <w:rFonts w:ascii="Times New Roman" w:hAnsi="Times New Roman"/>
+          <w:b w:val="0"/>
+          <w:i w:val="0"/>
+          <w:sz w:val="26"/>
+        </w:rPr>
+        <w:t xml:space="preserve"> đọc và chuẩn hóa dữ liệu ngay trên trình duyệt, dựng bảng xem trước phân loại rõ dòng hợp lệ / dòng lỗi kèm lý do từng dòng, chỉ gửi các dòng hợp lệ lên server; khi xuất file CSV chủ động ghi kèm BOM UTF-8 để mở bằng Excel không vỡ font.</w:t>
+      </w:r>
+    </w:p>
+    <w:p>
+      <w:pPr/>
+      <w:r>
+        <w:rPr>
+          <w:rFonts w:ascii="Times New Roman" w:hAnsi="Times New Roman"/>
+          <w:b/>
+          <w:i w:val="0"/>
+          <w:sz w:val="26"/>
+        </w:rPr>
+        <w:t>3. Minh chứng cá nhân</w:t>
+      </w:r>
+      <w:r>
+        <w:rPr>
+          <w:rFonts w:ascii="Times New Roman" w:hAnsi="Times New Roman"/>
+          <w:b w:val="0"/>
+          <w:i w:val="0"/>
+          <w:sz w:val="26"/>
+        </w:rPr>
+        <w:t xml:space="preserve"> </w:t>
+      </w:r>
+      <w:r>
+        <w:rPr>
+          <w:rFonts w:ascii="Times New Roman" w:hAnsi="Times New Roman"/>
+          <w:b w:val="0"/>
+          <w:i/>
+          <w:sz w:val="26"/>
+        </w:rPr>
+        <w:t>(chèn ảnh chụp màn hình các đoạn mã sau khi in báo cáo)</w:t>
+      </w:r>
+      <w:r>
+        <w:rPr>
+          <w:rFonts w:ascii="Times New Roman" w:hAnsi="Times New Roman"/>
+          <w:b w:val="0"/>
+          <w:i w:val="0"/>
+          <w:sz w:val="26"/>
+        </w:rPr>
+        <w:t>:</w:t>
+      </w:r>
+    </w:p>
+    <w:p>
+      <w:pPr/>
+      <w:r>
+        <w:rPr>
+          <w:rFonts w:ascii="Times New Roman" w:hAnsi="Times New Roman"/>
+          <w:sz w:val="26"/>
+        </w:rPr>
+        <w:t xml:space="preserve">•  </w:t>
+      </w:r>
+      <w:r>
+        <w:rPr>
+          <w:rFonts w:ascii="Times New Roman" w:hAnsi="Times New Roman"/>
+          <w:b w:val="0"/>
+          <w:i w:val="0"/>
+          <w:sz w:val="26"/>
+        </w:rPr>
+        <w:t>Bộ chặn axios tự làm mới token (đánh dấu thử lại một lần): client_side/src/config/axiosClient.js.</w:t>
+      </w:r>
+    </w:p>
+    <w:p>
+      <w:pPr/>
+      <w:r>
+        <w:rPr>
+          <w:rFonts w:ascii="Times New Roman" w:hAnsi="Times New Roman"/>
+          <w:sz w:val="26"/>
+        </w:rPr>
+        <w:t xml:space="preserve">•  </w:t>
+      </w:r>
+      <w:r>
+        <w:rPr>
+          <w:rFonts w:ascii="Times New Roman" w:hAnsi="Times New Roman"/>
+          <w:b w:val="0"/>
+          <w:i w:val="0"/>
+          <w:sz w:val="26"/>
+        </w:rPr>
+        <w:t>Ngăn nhập hàng loạt với bảng xem trước hợp lệ / lỗi: client_side/src/components/BulkImportDrawer.jsx; tiện ích đọc / ghi file: client_side/src/utils/csv.js, utils/excel.js.</w:t>
+      </w:r>
+    </w:p>
+    <w:p>
+      <w:pPr/>
+      <w:r>
+        <w:rPr>
+          <w:rFonts w:ascii="Times New Roman" w:hAnsi="Times New Roman"/>
+          <w:sz w:val="26"/>
+        </w:rPr>
+        <w:t xml:space="preserve">•  </w:t>
+      </w:r>
+      <w:r>
+        <w:rPr>
+          <w:rFonts w:ascii="Times New Roman" w:hAnsi="Times New Roman"/>
+          <w:b w:val="0"/>
+          <w:i w:val="0"/>
+          <w:sz w:val="26"/>
+        </w:rPr>
+        <w:t>Ảnh màn hình đăng nhập, quên mật khẩu và các màn hình Quản trị viên tại mục 4.1 – 4.2.</w:t>
+      </w:r>
+    </w:p>
+    <w:p>
+      <w:pPr>
+        <w:pStyle w:val="Heading2"/>
+      </w:pPr>
+      <w:r>
+        <w:rPr>
+          <w:rFonts w:ascii="Times New Roman" w:hAnsi="Times New Roman"/>
+          <w:b/>
+          <w:color w:val="1F3B63"/>
+          <w:sz w:val="29"/>
+        </w:rPr>
+        <w:t>Phụ lục C. Báo cáo cá nhân — Nguyễn Lê Minh Quân</w:t>
+      </w:r>
+    </w:p>
+    <w:p>
+      <w:pPr/>
+      <w:r>
+        <w:rPr>
+          <w:rFonts w:ascii="Times New Roman" w:hAnsi="Times New Roman"/>
+          <w:b/>
+          <w:i w:val="0"/>
+          <w:sz w:val="26"/>
+        </w:rPr>
+        <w:t>Họ tên sinh viên:</w:t>
+      </w:r>
+      <w:r>
+        <w:rPr>
+          <w:rFonts w:ascii="Times New Roman" w:hAnsi="Times New Roman"/>
+          <w:b w:val="0"/>
+          <w:i w:val="0"/>
+          <w:sz w:val="26"/>
+        </w:rPr>
+        <w:t xml:space="preserve"> Nguyễn Lê Minh Quân — </w:t>
+      </w:r>
+      <w:r>
+        <w:rPr>
+          <w:rFonts w:ascii="Times New Roman" w:hAnsi="Times New Roman"/>
+          <w:b/>
+          <w:i w:val="0"/>
+          <w:sz w:val="26"/>
+        </w:rPr>
+        <w:t>Mã SV:</w:t>
+      </w:r>
+      <w:r>
+        <w:rPr>
+          <w:rFonts w:ascii="Times New Roman" w:hAnsi="Times New Roman"/>
+          <w:b w:val="0"/>
+          <w:i w:val="0"/>
+          <w:sz w:val="26"/>
+        </w:rPr>
+        <w:t xml:space="preserve"> ................ — </w:t>
+      </w:r>
+      <w:r>
+        <w:rPr>
+          <w:rFonts w:ascii="Times New Roman" w:hAnsi="Times New Roman"/>
+          <w:b/>
+          <w:i w:val="0"/>
+          <w:sz w:val="26"/>
+        </w:rPr>
+        <w:t>Lớp:</w:t>
+      </w:r>
+      <w:r>
+        <w:rPr>
+          <w:rFonts w:ascii="Times New Roman" w:hAnsi="Times New Roman"/>
+          <w:b w:val="0"/>
+          <w:i w:val="0"/>
+          <w:sz w:val="26"/>
+        </w:rPr>
+        <w:t xml:space="preserve"> ................</w:t>
+      </w:r>
+    </w:p>
+    <w:p>
+      <w:pPr/>
+      <w:r>
+        <w:rPr>
+          <w:rFonts w:ascii="Times New Roman" w:hAnsi="Times New Roman"/>
+          <w:b/>
+          <w:i w:val="0"/>
+          <w:sz w:val="26"/>
+        </w:rPr>
+        <w:t>1. Tự đánh giá (phần việc trực tiếp thực hiện):</w:t>
+      </w:r>
+    </w:p>
+    <w:p>
+      <w:pPr/>
+      <w:r>
+        <w:rPr>
+          <w:rFonts w:ascii="Times New Roman" w:hAnsi="Times New Roman"/>
+          <w:b w:val="0"/>
+          <w:i w:val="0"/>
+          <w:sz w:val="26"/>
+        </w:rPr>
+        <w:t xml:space="preserve">Tôi phụ trách phần frontend gồm </w:t>
+      </w:r>
+      <w:r>
+        <w:rPr>
+          <w:rFonts w:ascii="Times New Roman" w:hAnsi="Times New Roman"/>
+          <w:b/>
+          <w:i w:val="0"/>
+          <w:sz w:val="26"/>
+        </w:rPr>
+        <w:t>toàn bộ phân hệ Giảng viên và phân hệ Sinh viên</w:t>
+      </w:r>
+      <w:r>
+        <w:rPr>
+          <w:rFonts w:ascii="Times New Roman" w:hAnsi="Times New Roman"/>
+          <w:b w:val="0"/>
+          <w:i w:val="0"/>
+          <w:sz w:val="26"/>
+        </w:rPr>
+        <w:t>, cụ thể:</w:t>
+      </w:r>
+    </w:p>
+    <w:p>
+      <w:pPr/>
+      <w:r>
+        <w:rPr>
+          <w:rFonts w:ascii="Times New Roman" w:hAnsi="Times New Roman"/>
+          <w:sz w:val="26"/>
+        </w:rPr>
+        <w:t xml:space="preserve">•  </w:t>
+      </w:r>
+      <w:r>
+        <w:rPr>
+          <w:rFonts w:ascii="Times New Roman" w:hAnsi="Times New Roman"/>
+          <w:b w:val="0"/>
+          <w:i w:val="0"/>
+          <w:sz w:val="26"/>
+        </w:rPr>
+        <w:t>Phân hệ Giảng viên (mục 4.3): dashboard (số lớp phụ trách, tỷ lệ điểm danh, xu hướng 8 buổi gần nhất); danh sách lớp của tôi kèm lịch dạy trong tuần; màn hình điểm danh theo buổi với bốn trạng thái và lưu cả lớp một lần; bảng nhập điểm tự tính điểm tổng kết và xếp loại chữ ngay khi gõ, nút khóa điểm; lịch dạy nhóm theo học kỳ.</w:t>
+      </w:r>
+    </w:p>
+    <w:p>
+      <w:pPr/>
+      <w:r>
+        <w:rPr>
+          <w:rFonts w:ascii="Times New Roman" w:hAnsi="Times New Roman"/>
+          <w:sz w:val="26"/>
+        </w:rPr>
+        <w:t xml:space="preserve">•  </w:t>
+      </w:r>
+      <w:r>
+        <w:rPr>
+          <w:rFonts w:ascii="Times New Roman" w:hAnsi="Times New Roman"/>
+          <w:b w:val="0"/>
+          <w:i w:val="0"/>
+          <w:sz w:val="26"/>
+        </w:rPr>
+        <w:t>Phân hệ Sinh viên (mục 4.4): dashboard GPA và tín chỉ; màn hình đăng ký học phần với số chỗ còn lại, nhãn cảnh báo “Trùng lịch” gắn ngay trên danh sách lớp đang mở và giỏ đăng ký bên phải; môn của tôi / lịch học; bảng điểm toàn khóa với biểu đồ xu hướng GPA.</w:t>
+      </w:r>
+    </w:p>
+    <w:p>
+      <w:pPr/>
+      <w:r>
+        <w:rPr>
+          <w:rFonts w:ascii="Times New Roman" w:hAnsi="Times New Roman"/>
+          <w:sz w:val="26"/>
+        </w:rPr>
+        <w:t xml:space="preserve">•  </w:t>
+      </w:r>
+      <w:r>
+        <w:rPr>
+          <w:rFonts w:ascii="Times New Roman" w:hAnsi="Times New Roman"/>
+          <w:b w:val="0"/>
+          <w:i w:val="0"/>
+          <w:sz w:val="26"/>
+        </w:rPr>
+        <w:t>Bộ biểu đồ thống kê dùng chung cho cả ba phân hệ, tự viết bằng SVG thuần (biểu đồ đường, cột, tròn, vòng) không phụ thuộc thư viện ngoài; tham gia hỗ trợ hai ngôn ngữ Việt / Anh và hai chế độ giao diện sáng / tối; viết kịch bản kiểm thử hồi quy đầu-cuối phía client.</w:t>
+      </w:r>
+    </w:p>
+    <w:p>
+      <w:pPr/>
+      <w:r>
+        <w:rPr>
+          <w:rFonts w:ascii="Times New Roman" w:hAnsi="Times New Roman"/>
+          <w:b/>
+          <w:i w:val="0"/>
+          <w:sz w:val="26"/>
+        </w:rPr>
+        <w:t>2. Khó khăn và giải quyết vấn đề:</w:t>
+      </w:r>
+    </w:p>
+    <w:p>
+      <w:pPr/>
+      <w:r>
+        <w:rPr>
+          <w:rFonts w:ascii="Times New Roman" w:hAnsi="Times New Roman"/>
+          <w:sz w:val="26"/>
+        </w:rPr>
+        <w:t xml:space="preserve">•  </w:t>
+      </w:r>
+      <w:r>
+        <w:rPr>
+          <w:rFonts w:ascii="Times New Roman" w:hAnsi="Times New Roman"/>
+          <w:b w:val="0"/>
+          <w:i/>
+          <w:sz w:val="26"/>
+        </w:rPr>
+        <w:t>Khó khăn 1 — tự vẽ biểu đồ bằng SVG thuần:</w:t>
+      </w:r>
+      <w:r>
+        <w:rPr>
+          <w:rFonts w:ascii="Times New Roman" w:hAnsi="Times New Roman"/>
+          <w:b w:val="0"/>
+          <w:i w:val="0"/>
+          <w:sz w:val="26"/>
+        </w:rPr>
+        <w:t xml:space="preserve"> yêu cầu của nhóm là không thêm thư viện biểu đồ để giữ ứng dụng nhẹ, nên tôi phải tự tính toàn bộ: chia thang trục theo dữ liệu thật, dựng đường path từ dãy điểm, co giãn theo kích thước màn hình và đổi màu theo chế độ sáng / tối. Ban đầu biểu đồ vỡ bố cục khi dữ liệu chỉ có một điểm hoặc toàn giá trị 0. </w:t>
+      </w:r>
+      <w:r>
+        <w:rPr>
+          <w:rFonts w:ascii="Times New Roman" w:hAnsi="Times New Roman"/>
+          <w:b/>
+          <w:i w:val="0"/>
+          <w:sz w:val="26"/>
+        </w:rPr>
+        <w:t>Cách khắc phục:</w:t>
+      </w:r>
+      <w:r>
+        <w:rPr>
+          <w:rFonts w:ascii="Times New Roman" w:hAnsi="Times New Roman"/>
+          <w:b w:val="0"/>
+          <w:i w:val="0"/>
+          <w:sz w:val="26"/>
+        </w:rPr>
+        <w:t xml:space="preserve"> dùng viewBox để biểu đồ tự co giãn, viết hàm chuẩn hóa thang đo có xử lý riêng các trường hợp biên (mảng rỗng, một phần tử, min = max), gom thành các component dùng chung trong charts.jsx để mọi màn hình thống kê tái sử dụng.</w:t>
+      </w:r>
+    </w:p>
+    <w:p>
+      <w:pPr/>
+      <w:r>
+        <w:rPr>
+          <w:rFonts w:ascii="Times New Roman" w:hAnsi="Times New Roman"/>
+          <w:sz w:val="26"/>
+        </w:rPr>
+        <w:t xml:space="preserve">•  </w:t>
+      </w:r>
+      <w:r>
+        <w:rPr>
+          <w:rFonts w:ascii="Times New Roman" w:hAnsi="Times New Roman"/>
+          <w:b w:val="0"/>
+          <w:i/>
+          <w:sz w:val="26"/>
+        </w:rPr>
+        <w:t>Khó khăn 2 — cảnh báo trùng lịch ngay trên giao diện đăng ký:</w:t>
+      </w:r>
+      <w:r>
+        <w:rPr>
+          <w:rFonts w:ascii="Times New Roman" w:hAnsi="Times New Roman"/>
+          <w:b w:val="0"/>
+          <w:i w:val="0"/>
+          <w:sz w:val="26"/>
+        </w:rPr>
+        <w:t xml:space="preserve"> muốn sinh viên thấy lớp bị trùng lịch </w:t>
+      </w:r>
+      <w:r>
+        <w:rPr>
+          <w:rFonts w:ascii="Times New Roman" w:hAnsi="Times New Roman"/>
+          <w:b/>
+          <w:i w:val="0"/>
+          <w:sz w:val="26"/>
+        </w:rPr>
+        <w:t>trước khi</w:t>
+      </w:r>
+      <w:r>
+        <w:rPr>
+          <w:rFonts w:ascii="Times New Roman" w:hAnsi="Times New Roman"/>
+          <w:b w:val="0"/>
+          <w:i w:val="0"/>
+          <w:sz w:val="26"/>
+        </w:rPr>
+        <w:t xml:space="preserve"> bấm đăng ký (thay vì chỉ nhận lỗi từ server), tôi phải so khớp lịch học trong tuần (ngày học + khung giờ) của từng lớp đang mở với tất cả môn sinh viên đã đăng ký. Cách so sánh chuỗi giờ ban đầu cho kết quả sai với các khung giờ giao nhau một phần. </w:t>
+      </w:r>
+      <w:r>
+        <w:rPr>
+          <w:rFonts w:ascii="Times New Roman" w:hAnsi="Times New Roman"/>
+          <w:b/>
+          <w:i w:val="0"/>
+          <w:sz w:val="26"/>
+        </w:rPr>
+        <w:t>Cách khắc phục:</w:t>
+      </w:r>
+      <w:r>
+        <w:rPr>
+          <w:rFonts w:ascii="Times New Roman" w:hAnsi="Times New Roman"/>
+          <w:b w:val="0"/>
+          <w:i w:val="0"/>
+          <w:sz w:val="26"/>
+        </w:rPr>
+        <w:t xml:space="preserve"> viết hàm tiện ích quy đổi giờ về số phút, kiểm tra giao nhau của hai khoảng thời gian theo từng thứ trong tuần (utils/schedule.js), gắn nhãn cảnh báo trên danh sách; server vẫn kiểm tra lại một lần nữa làm chốt chặn cuối cùng nên giao diện và dữ liệu luôn nhất quán.</w:t>
+      </w:r>
+    </w:p>
+    <w:p>
+      <w:pPr/>
+      <w:r>
+        <w:rPr>
+          <w:rFonts w:ascii="Times New Roman" w:hAnsi="Times New Roman"/>
+          <w:b/>
+          <w:i w:val="0"/>
+          <w:sz w:val="26"/>
+        </w:rPr>
+        <w:t>3. Minh chứng cá nhân</w:t>
+      </w:r>
+      <w:r>
+        <w:rPr>
+          <w:rFonts w:ascii="Times New Roman" w:hAnsi="Times New Roman"/>
+          <w:b w:val="0"/>
+          <w:i w:val="0"/>
+          <w:sz w:val="26"/>
+        </w:rPr>
+        <w:t xml:space="preserve"> </w:t>
+      </w:r>
+      <w:r>
+        <w:rPr>
+          <w:rFonts w:ascii="Times New Roman" w:hAnsi="Times New Roman"/>
+          <w:b w:val="0"/>
+          <w:i/>
+          <w:sz w:val="26"/>
+        </w:rPr>
+        <w:t>(chèn ảnh chụp màn hình các đoạn mã sau khi in báo cáo)</w:t>
+      </w:r>
+      <w:r>
+        <w:rPr>
+          <w:rFonts w:ascii="Times New Roman" w:hAnsi="Times New Roman"/>
+          <w:b w:val="0"/>
+          <w:i w:val="0"/>
+          <w:sz w:val="26"/>
+        </w:rPr>
+        <w:t>:</w:t>
+      </w:r>
+    </w:p>
+    <w:p>
+      <w:pPr/>
+      <w:r>
+        <w:rPr>
+          <w:rFonts w:ascii="Times New Roman" w:hAnsi="Times New Roman"/>
+          <w:sz w:val="26"/>
+        </w:rPr>
+        <w:t xml:space="preserve">•  </w:t>
+      </w:r>
+      <w:r>
+        <w:rPr>
+          <w:rFonts w:ascii="Times New Roman" w:hAnsi="Times New Roman"/>
+          <w:b w:val="0"/>
+          <w:i w:val="0"/>
+          <w:sz w:val="26"/>
+        </w:rPr>
+        <w:t>Bộ component biểu đồ SVG thuần: client_side/src/components/charts.jsx.</w:t>
+      </w:r>
+    </w:p>
+    <w:p>
+      <w:pPr/>
+      <w:r>
+        <w:rPr>
+          <w:rFonts w:ascii="Times New Roman" w:hAnsi="Times New Roman"/>
+          <w:sz w:val="26"/>
+        </w:rPr>
+        <w:t xml:space="preserve">•  </w:t>
+      </w:r>
+      <w:r>
+        <w:rPr>
+          <w:rFonts w:ascii="Times New Roman" w:hAnsi="Times New Roman"/>
+          <w:b w:val="0"/>
+          <w:i w:val="0"/>
+          <w:sz w:val="26"/>
+        </w:rPr>
+        <w:t>Hàm so khớp trùng lịch học trong tuần: client_side/src/utils/schedule.js.</w:t>
+      </w:r>
+    </w:p>
+    <w:p>
+      <w:pPr/>
+      <w:r>
+        <w:rPr>
+          <w:rFonts w:ascii="Times New Roman" w:hAnsi="Times New Roman"/>
+          <w:sz w:val="26"/>
+        </w:rPr>
+        <w:t xml:space="preserve">•  </w:t>
+      </w:r>
+      <w:r>
+        <w:rPr>
+          <w:rFonts w:ascii="Times New Roman" w:hAnsi="Times New Roman"/>
+          <w:b w:val="0"/>
+          <w:i w:val="0"/>
+          <w:sz w:val="26"/>
+        </w:rPr>
+        <w:t>Ảnh các màn hình Giảng viên / Sinh viên tại mục 4.3 – 4.4 và kết quả chạy kiểm thử hồi quy client_side/tests/e2e.regression.mjs.</w:t>
       </w:r>
     </w:p>
     <w:sectPr>
